--- a/reports/r0031.docx
+++ b/reports/r0031.docx
@@ -45,7 +45,7 @@
           <w:color w:val="000000"/>
           <w:sz w:val="21"/>
         </w:rPr>
-        <w:t>■ 延边朝鲜族自治州经济总量列吉林省第三位，人均GDP约—万元、人均经济实力居省内中游，经济增速由6.30%回落至5.80%、有所放缓；固定资产投资最新增速7.00%，经济运行总体平稳。【待补充：延边朝鲜族自治州的行政与战略定位、支柱产业及龙头企业（数据库未覆盖，需人工补充）】</w:t>
+        <w:t>■ 延边朝鲜族自治州作为吉林省下辖的民族自治地区，经济总量列吉林省第三位，人均经济实力居省内中游，经济增速由6.30%回落至5.80%、有所放缓；固定资产投资最新增速7.00%，经济运行总体平稳。</w:t>
       </w:r>
     </w:p>
     <w:p>
@@ -75,7 +75,7 @@
           <w:color w:val="000000"/>
           <w:sz w:val="21"/>
         </w:rPr>
-        <w:t>产业结构方面，2025年延边朝鲜族自治州三次产业结构为8:32.8:59.2。【待补充：支柱产业、主要龙头企业、对外贸易等定性描述（数据库未覆盖）】</w:t>
+        <w:t>产业结构方面，2025年延边朝鲜族自治州三次产业结构为8:32.8:59.2，第三产业占主导、服务业是经济主体。</w:t>
       </w:r>
     </w:p>
     <w:p>

--- a/reports/r0031.docx
+++ b/reports/r0031.docx
@@ -15,7 +15,7 @@
           <w:color w:val="000000"/>
           <w:sz w:val="28"/>
         </w:rPr>
-        <w:t>延边朝鲜族自治州信用评级报告(区域部分)</w:t>
+        <w:t>宜昌市信用评级报告(区域部分)</w:t>
       </w:r>
     </w:p>
     <w:p>
@@ -45,7 +45,7 @@
           <w:color w:val="000000"/>
           <w:sz w:val="21"/>
         </w:rPr>
-        <w:t>■ 延边朝鲜族自治州作为吉林省下辖的民族自治地区，经济总量列吉林省第三位，人均经济实力居省内中游，经济增速由6.30%回落至5.80%、有所放缓；固定资产投资最新增速7.00%，经济运行总体平稳。</w:t>
+        <w:t>■ 宜昌作为湖北省下辖地级市，经济总量列湖北省第二位，人均GDP约16.52万元、人均经济实力居全省前列，水电与化工优势突出、经济总量居湖北第二。</w:t>
       </w:r>
     </w:p>
     <w:p>
@@ -60,7 +60,7 @@
           <w:color w:val="000000"/>
           <w:sz w:val="21"/>
         </w:rPr>
-        <w:t>延边朝鲜族自治州2023、2024、2025年地区生产总值分别为912.31亿元、1,013.11亿元、1,064.08亿元，同比增长6.30%、4.30%、5.80%。</w:t>
+        <w:t>宜昌市为湖北省地级市，地处长江中上游结合部、三峡工程所在地，是长江中游重要的区域性中心城市。2023、2024、2025年，宜昌市地区生产总值分别为5,773.68亿元、6,191.12亿元、6,464.42亿元，同比增长7.10%、6.46%、6.10%，由7.10%回落至6.10%、有所放缓。截至2025年末，全市常住人口390.06万人，人均GDP约16.52万元。</w:t>
       </w:r>
     </w:p>
     <w:p>
@@ -75,7 +75,7 @@
           <w:color w:val="000000"/>
           <w:sz w:val="21"/>
         </w:rPr>
-        <w:t>产业结构方面，2025年延边朝鲜族自治州三次产业结构为8:32.8:59.2，第三产业占主导、服务业是经济主体。</w:t>
+        <w:t>产业结构方面，2025年宜昌市三次产业结构为10.8:39.5:49.7，以水电、绿色化工、生物医药、装备制造、文旅为支柱，聚集兴发集团、安琪酵母、宜化等企业，依托三峡的清洁能源与精细化工优势突出。</w:t>
       </w:r>
     </w:p>
     <w:p>
@@ -90,7 +90,7 @@
           <w:color w:val="000000"/>
           <w:sz w:val="21"/>
         </w:rPr>
-        <w:t>2023、2024、2025年固定资产投资增速分别为8.40%、7.40%、7.00%，2025年社会消费品零售总额334.80亿元，进出口总额52.09亿美元。</w:t>
+        <w:t>经济动能方面，2023、2024、2025年宜昌市固定资产投资增速分别为10.00%、9.00%、5.60%；2025年社会消费品零售总额2,376.24亿元，进出口总额76.23亿美元。</w:t>
       </w:r>
     </w:p>
     <w:p>
@@ -106,7 +106,7 @@
           <w:color w:val="000000"/>
           <w:sz w:val="21"/>
         </w:rPr>
-        <w:t>图表：2025年吉林省各地级市主要经济指标对比</w:t>
+        <w:t>图表：2025年湖北省各地级市主要经济指标对比</w:t>
       </w:r>
     </w:p>
     <w:tbl>
@@ -362,7 +362,7 @@
                 <w:color w:val="000000"/>
                 <w:sz w:val="18"/>
               </w:rPr>
-              <w:t>长春市</w:t>
+              <w:t>武汉市</w:t>
             </w:r>
           </w:p>
         </w:tc>
@@ -391,7 +391,7 @@
                 <w:color w:val="000000"/>
                 <w:sz w:val="18"/>
               </w:rPr>
-              <w:t>8,005.59</w:t>
+              <w:t>22,147.35</w:t>
             </w:r>
           </w:p>
         </w:tc>
@@ -420,7 +420,7 @@
                 <w:color w:val="000000"/>
                 <w:sz w:val="18"/>
               </w:rPr>
-              <w:t>8.79</w:t>
+              <w:t>15.98</w:t>
             </w:r>
           </w:p>
         </w:tc>
@@ -449,7 +449,7 @@
                 <w:color w:val="000000"/>
                 <w:sz w:val="18"/>
               </w:rPr>
-              <w:t>4.90%</w:t>
+              <w:t>5.60%</w:t>
             </w:r>
           </w:p>
         </w:tc>
@@ -478,7 +478,7 @@
                 <w:color w:val="000000"/>
                 <w:sz w:val="18"/>
               </w:rPr>
-              <w:t>6.6:34.6:58.8</w:t>
+              <w:t>2.2:29.7:68.1</w:t>
             </w:r>
           </w:p>
         </w:tc>
@@ -507,7 +507,7 @@
                 <w:color w:val="000000"/>
                 <w:sz w:val="18"/>
               </w:rPr>
-              <w:t>424.17</w:t>
+              <w:t>1,743.06</w:t>
             </w:r>
           </w:p>
         </w:tc>
@@ -536,7 +536,7 @@
                 <w:color w:val="000000"/>
                 <w:sz w:val="18"/>
               </w:rPr>
-              <w:t>910.50</w:t>
+              <w:t>1386.19</w:t>
             </w:r>
           </w:p>
         </w:tc>
@@ -567,7 +567,7 @@
                 <w:color w:val="000000"/>
                 <w:sz w:val="18"/>
               </w:rPr>
-              <w:t>吉林市</w:t>
+              <w:t>宜昌市</w:t>
             </w:r>
           </w:p>
         </w:tc>
@@ -596,7 +596,7 @@
                 <w:color w:val="000000"/>
                 <w:sz w:val="18"/>
               </w:rPr>
-              <w:t>1,702.30</w:t>
+              <w:t>6,464.42</w:t>
             </w:r>
           </w:p>
         </w:tc>
@@ -625,7 +625,7 @@
                 <w:color w:val="000000"/>
                 <w:sz w:val="18"/>
               </w:rPr>
-              <w:t>4.90</w:t>
+              <w:t>16.52</w:t>
             </w:r>
           </w:p>
         </w:tc>
@@ -654,7 +654,7 @@
                 <w:color w:val="000000"/>
                 <w:sz w:val="18"/>
               </w:rPr>
-              <w:t>6.30%</w:t>
+              <w:t>6.10%</w:t>
             </w:r>
           </w:p>
         </w:tc>
@@ -683,7 +683,7 @@
                 <w:color w:val="000000"/>
                 <w:sz w:val="18"/>
               </w:rPr>
-              <w:t>12.4:37.4:50.2</w:t>
+              <w:t>10.8:39.5:49.7</w:t>
             </w:r>
           </w:p>
         </w:tc>
@@ -712,7 +712,212 @@
                 <w:color w:val="000000"/>
                 <w:sz w:val="18"/>
               </w:rPr>
-              <w:t>167.20</w:t>
+              <w:t>327.05</w:t>
+            </w:r>
+          </w:p>
+        </w:tc>
+        <w:tc>
+          <w:tcPr>
+            <w:tcW w:type="dxa" w:w="1344"/>
+            <w:vAlign w:val="center"/>
+            <w:tcBorders>
+              <w:top w:val="single" w:sz="4" w:color="A6A6A6"/>
+              <w:left w:val="single" w:sz="4" w:color="A6A6A6"/>
+              <w:bottom w:val="single" w:sz="4" w:color="A6A6A6"/>
+              <w:right w:val="single" w:sz="4" w:color="A6A6A6"/>
+            </w:tcBorders>
+          </w:tcPr>
+          <w:p>
+            <w:pPr>
+              <w:spacing w:before="0" w:after="0" w:line="276" w:lineRule="auto"/>
+              <w:ind w:firstLine="0"/>
+              <w:jc w:val="center"/>
+            </w:pPr>
+            <w:r/>
+            <w:r>
+              <w:rPr>
+                <w:rFonts w:ascii="Times New Roman" w:hAnsi="Times New Roman" w:eastAsia="楷体"/>
+                <w:b w:val="0"/>
+                <w:color w:val="000000"/>
+                <w:sz w:val="18"/>
+              </w:rPr>
+              <w:t>390.06</w:t>
+            </w:r>
+          </w:p>
+        </w:tc>
+      </w:tr>
+      <w:tr>
+        <w:tc>
+          <w:tcPr>
+            <w:tcW w:type="dxa" w:w="1344"/>
+            <w:vAlign w:val="center"/>
+            <w:tcBorders>
+              <w:top w:val="single" w:sz="4" w:color="A6A6A6"/>
+              <w:left w:val="single" w:sz="4" w:color="A6A6A6"/>
+              <w:bottom w:val="single" w:sz="4" w:color="A6A6A6"/>
+              <w:right w:val="single" w:sz="4" w:color="A6A6A6"/>
+            </w:tcBorders>
+          </w:tcPr>
+          <w:p>
+            <w:pPr>
+              <w:spacing w:before="0" w:after="0" w:line="276" w:lineRule="auto"/>
+              <w:ind w:firstLine="0"/>
+              <w:jc w:val="left"/>
+            </w:pPr>
+            <w:r/>
+            <w:r>
+              <w:rPr>
+                <w:rFonts w:ascii="Times New Roman" w:hAnsi="Times New Roman" w:eastAsia="楷体"/>
+                <w:b w:val="0"/>
+                <w:color w:val="000000"/>
+                <w:sz w:val="18"/>
+              </w:rPr>
+              <w:t>襄阳市</w:t>
+            </w:r>
+          </w:p>
+        </w:tc>
+        <w:tc>
+          <w:tcPr>
+            <w:tcW w:type="dxa" w:w="1344"/>
+            <w:vAlign w:val="center"/>
+            <w:tcBorders>
+              <w:top w:val="single" w:sz="4" w:color="A6A6A6"/>
+              <w:left w:val="single" w:sz="4" w:color="A6A6A6"/>
+              <w:bottom w:val="single" w:sz="4" w:color="A6A6A6"/>
+              <w:right w:val="single" w:sz="4" w:color="A6A6A6"/>
+            </w:tcBorders>
+          </w:tcPr>
+          <w:p>
+            <w:pPr>
+              <w:spacing w:before="0" w:after="0" w:line="276" w:lineRule="auto"/>
+              <w:ind w:firstLine="0"/>
+              <w:jc w:val="center"/>
+            </w:pPr>
+            <w:r/>
+            <w:r>
+              <w:rPr>
+                <w:rFonts w:ascii="Times New Roman" w:hAnsi="Times New Roman" w:eastAsia="楷体"/>
+                <w:b w:val="0"/>
+                <w:color w:val="000000"/>
+                <w:sz w:val="18"/>
+              </w:rPr>
+              <w:t>6,113.85</w:t>
+            </w:r>
+          </w:p>
+        </w:tc>
+        <w:tc>
+          <w:tcPr>
+            <w:tcW w:type="dxa" w:w="1344"/>
+            <w:vAlign w:val="center"/>
+            <w:tcBorders>
+              <w:top w:val="single" w:sz="4" w:color="A6A6A6"/>
+              <w:left w:val="single" w:sz="4" w:color="A6A6A6"/>
+              <w:bottom w:val="single" w:sz="4" w:color="A6A6A6"/>
+              <w:right w:val="single" w:sz="4" w:color="A6A6A6"/>
+            </w:tcBorders>
+          </w:tcPr>
+          <w:p>
+            <w:pPr>
+              <w:spacing w:before="0" w:after="0" w:line="276" w:lineRule="auto"/>
+              <w:ind w:firstLine="0"/>
+              <w:jc w:val="center"/>
+            </w:pPr>
+            <w:r/>
+            <w:r>
+              <w:rPr>
+                <w:rFonts w:ascii="Times New Roman" w:hAnsi="Times New Roman" w:eastAsia="楷体"/>
+                <w:b w:val="0"/>
+                <w:color w:val="000000"/>
+                <w:sz w:val="18"/>
+              </w:rPr>
+              <w:t>—</w:t>
+            </w:r>
+          </w:p>
+        </w:tc>
+        <w:tc>
+          <w:tcPr>
+            <w:tcW w:type="dxa" w:w="1344"/>
+            <w:vAlign w:val="center"/>
+            <w:tcBorders>
+              <w:top w:val="single" w:sz="4" w:color="A6A6A6"/>
+              <w:left w:val="single" w:sz="4" w:color="A6A6A6"/>
+              <w:bottom w:val="single" w:sz="4" w:color="A6A6A6"/>
+              <w:right w:val="single" w:sz="4" w:color="A6A6A6"/>
+            </w:tcBorders>
+          </w:tcPr>
+          <w:p>
+            <w:pPr>
+              <w:spacing w:before="0" w:after="0" w:line="276" w:lineRule="auto"/>
+              <w:ind w:firstLine="0"/>
+              <w:jc w:val="center"/>
+            </w:pPr>
+            <w:r/>
+            <w:r>
+              <w:rPr>
+                <w:rFonts w:ascii="Times New Roman" w:hAnsi="Times New Roman" w:eastAsia="楷体"/>
+                <w:b w:val="0"/>
+                <w:color w:val="000000"/>
+                <w:sz w:val="18"/>
+              </w:rPr>
+              <w:t>2.10%</w:t>
+            </w:r>
+          </w:p>
+        </w:tc>
+        <w:tc>
+          <w:tcPr>
+            <w:tcW w:type="dxa" w:w="1344"/>
+            <w:vAlign w:val="center"/>
+            <w:tcBorders>
+              <w:top w:val="single" w:sz="4" w:color="A6A6A6"/>
+              <w:left w:val="single" w:sz="4" w:color="A6A6A6"/>
+              <w:bottom w:val="single" w:sz="4" w:color="A6A6A6"/>
+              <w:right w:val="single" w:sz="4" w:color="A6A6A6"/>
+            </w:tcBorders>
+          </w:tcPr>
+          <w:p>
+            <w:pPr>
+              <w:spacing w:before="0" w:after="0" w:line="276" w:lineRule="auto"/>
+              <w:ind w:firstLine="0"/>
+              <w:jc w:val="center"/>
+            </w:pPr>
+            <w:r/>
+            <w:r>
+              <w:rPr>
+                <w:rFonts w:ascii="Times New Roman" w:hAnsi="Times New Roman" w:eastAsia="楷体"/>
+                <w:b w:val="0"/>
+                <w:color w:val="000000"/>
+                <w:sz w:val="18"/>
+              </w:rPr>
+              <w:t xml:space="preserve"> </w:t>
+            </w:r>
+          </w:p>
+        </w:tc>
+        <w:tc>
+          <w:tcPr>
+            <w:tcW w:type="dxa" w:w="1344"/>
+            <w:vAlign w:val="center"/>
+            <w:tcBorders>
+              <w:top w:val="single" w:sz="4" w:color="A6A6A6"/>
+              <w:left w:val="single" w:sz="4" w:color="A6A6A6"/>
+              <w:bottom w:val="single" w:sz="4" w:color="A6A6A6"/>
+              <w:right w:val="single" w:sz="4" w:color="A6A6A6"/>
+            </w:tcBorders>
+          </w:tcPr>
+          <w:p>
+            <w:pPr>
+              <w:spacing w:before="0" w:after="0" w:line="276" w:lineRule="auto"/>
+              <w:ind w:firstLine="0"/>
+              <w:jc w:val="center"/>
+            </w:pPr>
+            <w:r/>
+            <w:r>
+              <w:rPr>
+                <w:rFonts w:ascii="Times New Roman" w:hAnsi="Times New Roman" w:eastAsia="楷体"/>
+                <w:b w:val="0"/>
+                <w:color w:val="000000"/>
+                <w:sz w:val="18"/>
+              </w:rPr>
+              <w:t>303.72</w:t>
             </w:r>
           </w:p>
         </w:tc>
@@ -772,7 +977,7 @@
                 <w:color w:val="000000"/>
                 <w:sz w:val="18"/>
               </w:rPr>
-              <w:t>延边朝鲜族自治州</w:t>
+              <w:t>荆州市</w:t>
             </w:r>
           </w:p>
         </w:tc>
@@ -801,7 +1006,7 @@
                 <w:color w:val="000000"/>
                 <w:sz w:val="18"/>
               </w:rPr>
-              <w:t>1,064.08</w:t>
+              <w:t>3,712.34</w:t>
             </w:r>
           </w:p>
         </w:tc>
@@ -830,7 +1035,7 @@
                 <w:color w:val="000000"/>
                 <w:sz w:val="18"/>
               </w:rPr>
-              <w:t>—</w:t>
+              <w:t>7.27</w:t>
             </w:r>
           </w:p>
         </w:tc>
@@ -859,7 +1064,7 @@
                 <w:color w:val="000000"/>
                 <w:sz w:val="18"/>
               </w:rPr>
-              <w:t>5.80%</w:t>
+              <w:t>6.30%</w:t>
             </w:r>
           </w:p>
         </w:tc>
@@ -888,7 +1093,7 @@
                 <w:color w:val="000000"/>
                 <w:sz w:val="18"/>
               </w:rPr>
-              <w:t>8:32.8:59.2</w:t>
+              <w:t>17.9:35.2:46.9</w:t>
             </w:r>
           </w:p>
         </w:tc>
@@ -917,7 +1122,7 @@
                 <w:color w:val="000000"/>
                 <w:sz w:val="18"/>
               </w:rPr>
-              <w:t>94.80</w:t>
+              <w:t>190.99</w:t>
             </w:r>
           </w:p>
         </w:tc>
@@ -946,7 +1151,7 @@
                 <w:color w:val="000000"/>
                 <w:sz w:val="18"/>
               </w:rPr>
-              <w:t>—</w:t>
+              <w:t>508.29</w:t>
             </w:r>
           </w:p>
         </w:tc>
@@ -977,7 +1182,7 @@
                 <w:color w:val="000000"/>
                 <w:sz w:val="18"/>
               </w:rPr>
-              <w:t>松原市</w:t>
+              <w:t>孝感市</w:t>
             </w:r>
           </w:p>
         </w:tc>
@@ -1006,1032 +1211,7 @@
                 <w:color w:val="000000"/>
                 <w:sz w:val="18"/>
               </w:rPr>
-              <w:t>1,030.60</w:t>
-            </w:r>
-          </w:p>
-        </w:tc>
-        <w:tc>
-          <w:tcPr>
-            <w:tcW w:type="dxa" w:w="1344"/>
-            <w:vAlign w:val="center"/>
-            <w:tcBorders>
-              <w:top w:val="single" w:sz="4" w:color="A6A6A6"/>
-              <w:left w:val="single" w:sz="4" w:color="A6A6A6"/>
-              <w:bottom w:val="single" w:sz="4" w:color="A6A6A6"/>
-              <w:right w:val="single" w:sz="4" w:color="A6A6A6"/>
-            </w:tcBorders>
-          </w:tcPr>
-          <w:p>
-            <w:pPr>
-              <w:spacing w:before="0" w:after="0" w:line="276" w:lineRule="auto"/>
-              <w:ind w:firstLine="0"/>
-              <w:jc w:val="center"/>
-            </w:pPr>
-            <w:r/>
-            <w:r>
-              <w:rPr>
-                <w:rFonts w:ascii="Times New Roman" w:hAnsi="Times New Roman" w:eastAsia="楷体"/>
-                <w:b w:val="0"/>
-                <w:color w:val="000000"/>
-                <w:sz w:val="18"/>
-              </w:rPr>
-              <w:t>—</w:t>
-            </w:r>
-          </w:p>
-        </w:tc>
-        <w:tc>
-          <w:tcPr>
-            <w:tcW w:type="dxa" w:w="1344"/>
-            <w:vAlign w:val="center"/>
-            <w:tcBorders>
-              <w:top w:val="single" w:sz="4" w:color="A6A6A6"/>
-              <w:left w:val="single" w:sz="4" w:color="A6A6A6"/>
-              <w:bottom w:val="single" w:sz="4" w:color="A6A6A6"/>
-              <w:right w:val="single" w:sz="4" w:color="A6A6A6"/>
-            </w:tcBorders>
-          </w:tcPr>
-          <w:p>
-            <w:pPr>
-              <w:spacing w:before="0" w:after="0" w:line="276" w:lineRule="auto"/>
-              <w:ind w:firstLine="0"/>
-              <w:jc w:val="center"/>
-            </w:pPr>
-            <w:r/>
-            <w:r>
-              <w:rPr>
-                <w:rFonts w:ascii="Times New Roman" w:hAnsi="Times New Roman" w:eastAsia="楷体"/>
-                <w:b w:val="0"/>
-                <w:color w:val="000000"/>
-                <w:sz w:val="18"/>
-              </w:rPr>
-              <w:t>4.20%</w:t>
-            </w:r>
-          </w:p>
-        </w:tc>
-        <w:tc>
-          <w:tcPr>
-            <w:tcW w:type="dxa" w:w="1344"/>
-            <w:vAlign w:val="center"/>
-            <w:tcBorders>
-              <w:top w:val="single" w:sz="4" w:color="A6A6A6"/>
-              <w:left w:val="single" w:sz="4" w:color="A6A6A6"/>
-              <w:bottom w:val="single" w:sz="4" w:color="A6A6A6"/>
-              <w:right w:val="single" w:sz="4" w:color="A6A6A6"/>
-            </w:tcBorders>
-          </w:tcPr>
-          <w:p>
-            <w:pPr>
-              <w:spacing w:before="0" w:after="0" w:line="276" w:lineRule="auto"/>
-              <w:ind w:firstLine="0"/>
-              <w:jc w:val="center"/>
-            </w:pPr>
-            <w:r/>
-            <w:r>
-              <w:rPr>
-                <w:rFonts w:ascii="Times New Roman" w:hAnsi="Times New Roman" w:eastAsia="楷体"/>
-                <w:b w:val="0"/>
-                <w:color w:val="000000"/>
-                <w:sz w:val="18"/>
-              </w:rPr>
-              <w:t xml:space="preserve"> </w:t>
-            </w:r>
-          </w:p>
-        </w:tc>
-        <w:tc>
-          <w:tcPr>
-            <w:tcW w:type="dxa" w:w="1344"/>
-            <w:vAlign w:val="center"/>
-            <w:tcBorders>
-              <w:top w:val="single" w:sz="4" w:color="A6A6A6"/>
-              <w:left w:val="single" w:sz="4" w:color="A6A6A6"/>
-              <w:bottom w:val="single" w:sz="4" w:color="A6A6A6"/>
-              <w:right w:val="single" w:sz="4" w:color="A6A6A6"/>
-            </w:tcBorders>
-          </w:tcPr>
-          <w:p>
-            <w:pPr>
-              <w:spacing w:before="0" w:after="0" w:line="276" w:lineRule="auto"/>
-              <w:ind w:firstLine="0"/>
-              <w:jc w:val="center"/>
-            </w:pPr>
-            <w:r/>
-            <w:r>
-              <w:rPr>
-                <w:rFonts w:ascii="Times New Roman" w:hAnsi="Times New Roman" w:eastAsia="楷体"/>
-                <w:b w:val="0"/>
-                <w:color w:val="000000"/>
-                <w:sz w:val="18"/>
-              </w:rPr>
-              <w:t>—</w:t>
-            </w:r>
-          </w:p>
-        </w:tc>
-        <w:tc>
-          <w:tcPr>
-            <w:tcW w:type="dxa" w:w="1344"/>
-            <w:vAlign w:val="center"/>
-            <w:tcBorders>
-              <w:top w:val="single" w:sz="4" w:color="A6A6A6"/>
-              <w:left w:val="single" w:sz="4" w:color="A6A6A6"/>
-              <w:bottom w:val="single" w:sz="4" w:color="A6A6A6"/>
-              <w:right w:val="single" w:sz="4" w:color="A6A6A6"/>
-            </w:tcBorders>
-          </w:tcPr>
-          <w:p>
-            <w:pPr>
-              <w:spacing w:before="0" w:after="0" w:line="276" w:lineRule="auto"/>
-              <w:ind w:firstLine="0"/>
-              <w:jc w:val="center"/>
-            </w:pPr>
-            <w:r/>
-            <w:r>
-              <w:rPr>
-                <w:rFonts w:ascii="Times New Roman" w:hAnsi="Times New Roman" w:eastAsia="楷体"/>
-                <w:b w:val="0"/>
-                <w:color w:val="000000"/>
-                <w:sz w:val="18"/>
-              </w:rPr>
-              <w:t>—</w:t>
-            </w:r>
-          </w:p>
-        </w:tc>
-      </w:tr>
-      <w:tr>
-        <w:tc>
-          <w:tcPr>
-            <w:tcW w:type="dxa" w:w="1344"/>
-            <w:vAlign w:val="center"/>
-            <w:tcBorders>
-              <w:top w:val="single" w:sz="4" w:color="A6A6A6"/>
-              <w:left w:val="single" w:sz="4" w:color="A6A6A6"/>
-              <w:bottom w:val="single" w:sz="4" w:color="A6A6A6"/>
-              <w:right w:val="single" w:sz="4" w:color="A6A6A6"/>
-            </w:tcBorders>
-          </w:tcPr>
-          <w:p>
-            <w:pPr>
-              <w:spacing w:before="0" w:after="0" w:line="276" w:lineRule="auto"/>
-              <w:ind w:firstLine="0"/>
-              <w:jc w:val="left"/>
-            </w:pPr>
-            <w:r/>
-            <w:r>
-              <w:rPr>
-                <w:rFonts w:ascii="Times New Roman" w:hAnsi="Times New Roman" w:eastAsia="楷体"/>
-                <w:b w:val="0"/>
-                <w:color w:val="000000"/>
-                <w:sz w:val="18"/>
-              </w:rPr>
-              <w:t>白城市</w:t>
-            </w:r>
-          </w:p>
-        </w:tc>
-        <w:tc>
-          <w:tcPr>
-            <w:tcW w:type="dxa" w:w="1344"/>
-            <w:vAlign w:val="center"/>
-            <w:tcBorders>
-              <w:top w:val="single" w:sz="4" w:color="A6A6A6"/>
-              <w:left w:val="single" w:sz="4" w:color="A6A6A6"/>
-              <w:bottom w:val="single" w:sz="4" w:color="A6A6A6"/>
-              <w:right w:val="single" w:sz="4" w:color="A6A6A6"/>
-            </w:tcBorders>
-          </w:tcPr>
-          <w:p>
-            <w:pPr>
-              <w:spacing w:before="0" w:after="0" w:line="276" w:lineRule="auto"/>
-              <w:ind w:firstLine="0"/>
-              <w:jc w:val="center"/>
-            </w:pPr>
-            <w:r/>
-            <w:r>
-              <w:rPr>
-                <w:rFonts w:ascii="Times New Roman" w:hAnsi="Times New Roman" w:eastAsia="楷体"/>
-                <w:b w:val="0"/>
-                <w:color w:val="000000"/>
-                <w:sz w:val="18"/>
-              </w:rPr>
-              <w:t>626.52</w:t>
-            </w:r>
-          </w:p>
-        </w:tc>
-        <w:tc>
-          <w:tcPr>
-            <w:tcW w:type="dxa" w:w="1344"/>
-            <w:vAlign w:val="center"/>
-            <w:tcBorders>
-              <w:top w:val="single" w:sz="4" w:color="A6A6A6"/>
-              <w:left w:val="single" w:sz="4" w:color="A6A6A6"/>
-              <w:bottom w:val="single" w:sz="4" w:color="A6A6A6"/>
-              <w:right w:val="single" w:sz="4" w:color="A6A6A6"/>
-            </w:tcBorders>
-          </w:tcPr>
-          <w:p>
-            <w:pPr>
-              <w:spacing w:before="0" w:after="0" w:line="276" w:lineRule="auto"/>
-              <w:ind w:firstLine="0"/>
-              <w:jc w:val="center"/>
-            </w:pPr>
-            <w:r/>
-            <w:r>
-              <w:rPr>
-                <w:rFonts w:ascii="Times New Roman" w:hAnsi="Times New Roman" w:eastAsia="楷体"/>
-                <w:b w:val="0"/>
-                <w:color w:val="000000"/>
-                <w:sz w:val="18"/>
-              </w:rPr>
-              <w:t>—</w:t>
-            </w:r>
-          </w:p>
-        </w:tc>
-        <w:tc>
-          <w:tcPr>
-            <w:tcW w:type="dxa" w:w="1344"/>
-            <w:vAlign w:val="center"/>
-            <w:tcBorders>
-              <w:top w:val="single" w:sz="4" w:color="A6A6A6"/>
-              <w:left w:val="single" w:sz="4" w:color="A6A6A6"/>
-              <w:bottom w:val="single" w:sz="4" w:color="A6A6A6"/>
-              <w:right w:val="single" w:sz="4" w:color="A6A6A6"/>
-            </w:tcBorders>
-          </w:tcPr>
-          <w:p>
-            <w:pPr>
-              <w:spacing w:before="0" w:after="0" w:line="276" w:lineRule="auto"/>
-              <w:ind w:firstLine="0"/>
-              <w:jc w:val="center"/>
-            </w:pPr>
-            <w:r/>
-            <w:r>
-              <w:rPr>
-                <w:rFonts w:ascii="Times New Roman" w:hAnsi="Times New Roman" w:eastAsia="楷体"/>
-                <w:b w:val="0"/>
-                <w:color w:val="000000"/>
-                <w:sz w:val="18"/>
-              </w:rPr>
-              <w:t>4.40%</w:t>
-            </w:r>
-          </w:p>
-        </w:tc>
-        <w:tc>
-          <w:tcPr>
-            <w:tcW w:type="dxa" w:w="1344"/>
-            <w:vAlign w:val="center"/>
-            <w:tcBorders>
-              <w:top w:val="single" w:sz="4" w:color="A6A6A6"/>
-              <w:left w:val="single" w:sz="4" w:color="A6A6A6"/>
-              <w:bottom w:val="single" w:sz="4" w:color="A6A6A6"/>
-              <w:right w:val="single" w:sz="4" w:color="A6A6A6"/>
-            </w:tcBorders>
-          </w:tcPr>
-          <w:p>
-            <w:pPr>
-              <w:spacing w:before="0" w:after="0" w:line="276" w:lineRule="auto"/>
-              <w:ind w:firstLine="0"/>
-              <w:jc w:val="center"/>
-            </w:pPr>
-            <w:r/>
-            <w:r>
-              <w:rPr>
-                <w:rFonts w:ascii="Times New Roman" w:hAnsi="Times New Roman" w:eastAsia="楷体"/>
-                <w:b w:val="0"/>
-                <w:color w:val="000000"/>
-                <w:sz w:val="18"/>
-              </w:rPr>
-              <w:t xml:space="preserve"> </w:t>
-            </w:r>
-          </w:p>
-        </w:tc>
-        <w:tc>
-          <w:tcPr>
-            <w:tcW w:type="dxa" w:w="1344"/>
-            <w:vAlign w:val="center"/>
-            <w:tcBorders>
-              <w:top w:val="single" w:sz="4" w:color="A6A6A6"/>
-              <w:left w:val="single" w:sz="4" w:color="A6A6A6"/>
-              <w:bottom w:val="single" w:sz="4" w:color="A6A6A6"/>
-              <w:right w:val="single" w:sz="4" w:color="A6A6A6"/>
-            </w:tcBorders>
-          </w:tcPr>
-          <w:p>
-            <w:pPr>
-              <w:spacing w:before="0" w:after="0" w:line="276" w:lineRule="auto"/>
-              <w:ind w:firstLine="0"/>
-              <w:jc w:val="center"/>
-            </w:pPr>
-            <w:r/>
-            <w:r>
-              <w:rPr>
-                <w:rFonts w:ascii="Times New Roman" w:hAnsi="Times New Roman" w:eastAsia="楷体"/>
-                <w:b w:val="0"/>
-                <w:color w:val="000000"/>
-                <w:sz w:val="18"/>
-              </w:rPr>
-              <w:t>44.36</w:t>
-            </w:r>
-          </w:p>
-        </w:tc>
-        <w:tc>
-          <w:tcPr>
-            <w:tcW w:type="dxa" w:w="1344"/>
-            <w:vAlign w:val="center"/>
-            <w:tcBorders>
-              <w:top w:val="single" w:sz="4" w:color="A6A6A6"/>
-              <w:left w:val="single" w:sz="4" w:color="A6A6A6"/>
-              <w:bottom w:val="single" w:sz="4" w:color="A6A6A6"/>
-              <w:right w:val="single" w:sz="4" w:color="A6A6A6"/>
-            </w:tcBorders>
-          </w:tcPr>
-          <w:p>
-            <w:pPr>
-              <w:spacing w:before="0" w:after="0" w:line="276" w:lineRule="auto"/>
-              <w:ind w:firstLine="0"/>
-              <w:jc w:val="center"/>
-            </w:pPr>
-            <w:r/>
-            <w:r>
-              <w:rPr>
-                <w:rFonts w:ascii="Times New Roman" w:hAnsi="Times New Roman" w:eastAsia="楷体"/>
-                <w:b w:val="0"/>
-                <w:color w:val="000000"/>
-                <w:sz w:val="18"/>
-              </w:rPr>
-              <w:t>—</w:t>
-            </w:r>
-          </w:p>
-        </w:tc>
-      </w:tr>
-      <w:tr>
-        <w:tc>
-          <w:tcPr>
-            <w:tcW w:type="dxa" w:w="1344"/>
-            <w:vAlign w:val="center"/>
-            <w:tcBorders>
-              <w:top w:val="single" w:sz="4" w:color="A6A6A6"/>
-              <w:left w:val="single" w:sz="4" w:color="A6A6A6"/>
-              <w:bottom w:val="single" w:sz="4" w:color="A6A6A6"/>
-              <w:right w:val="single" w:sz="4" w:color="A6A6A6"/>
-            </w:tcBorders>
-          </w:tcPr>
-          <w:p>
-            <w:pPr>
-              <w:spacing w:before="0" w:after="0" w:line="276" w:lineRule="auto"/>
-              <w:ind w:firstLine="0"/>
-              <w:jc w:val="left"/>
-            </w:pPr>
-            <w:r/>
-            <w:r>
-              <w:rPr>
-                <w:rFonts w:ascii="Times New Roman" w:hAnsi="Times New Roman" w:eastAsia="楷体"/>
-                <w:b w:val="0"/>
-                <w:color w:val="000000"/>
-                <w:sz w:val="18"/>
-              </w:rPr>
-              <w:t>四平市</w:t>
-            </w:r>
-          </w:p>
-        </w:tc>
-        <w:tc>
-          <w:tcPr>
-            <w:tcW w:type="dxa" w:w="1344"/>
-            <w:vAlign w:val="center"/>
-            <w:tcBorders>
-              <w:top w:val="single" w:sz="4" w:color="A6A6A6"/>
-              <w:left w:val="single" w:sz="4" w:color="A6A6A6"/>
-              <w:bottom w:val="single" w:sz="4" w:color="A6A6A6"/>
-              <w:right w:val="single" w:sz="4" w:color="A6A6A6"/>
-            </w:tcBorders>
-          </w:tcPr>
-          <w:p>
-            <w:pPr>
-              <w:spacing w:before="0" w:after="0" w:line="276" w:lineRule="auto"/>
-              <w:ind w:firstLine="0"/>
-              <w:jc w:val="center"/>
-            </w:pPr>
-            <w:r/>
-            <w:r>
-              <w:rPr>
-                <w:rFonts w:ascii="Times New Roman" w:hAnsi="Times New Roman" w:eastAsia="楷体"/>
-                <w:b w:val="0"/>
-                <w:color w:val="000000"/>
-                <w:sz w:val="18"/>
-              </w:rPr>
-              <w:t>601.57</w:t>
-            </w:r>
-          </w:p>
-        </w:tc>
-        <w:tc>
-          <w:tcPr>
-            <w:tcW w:type="dxa" w:w="1344"/>
-            <w:vAlign w:val="center"/>
-            <w:tcBorders>
-              <w:top w:val="single" w:sz="4" w:color="A6A6A6"/>
-              <w:left w:val="single" w:sz="4" w:color="A6A6A6"/>
-              <w:bottom w:val="single" w:sz="4" w:color="A6A6A6"/>
-              <w:right w:val="single" w:sz="4" w:color="A6A6A6"/>
-            </w:tcBorders>
-          </w:tcPr>
-          <w:p>
-            <w:pPr>
-              <w:spacing w:before="0" w:after="0" w:line="276" w:lineRule="auto"/>
-              <w:ind w:firstLine="0"/>
-              <w:jc w:val="center"/>
-            </w:pPr>
-            <w:r/>
-            <w:r>
-              <w:rPr>
-                <w:rFonts w:ascii="Times New Roman" w:hAnsi="Times New Roman" w:eastAsia="楷体"/>
-                <w:b w:val="0"/>
-                <w:color w:val="000000"/>
-                <w:sz w:val="18"/>
-              </w:rPr>
-              <w:t>—</w:t>
-            </w:r>
-          </w:p>
-        </w:tc>
-        <w:tc>
-          <w:tcPr>
-            <w:tcW w:type="dxa" w:w="1344"/>
-            <w:vAlign w:val="center"/>
-            <w:tcBorders>
-              <w:top w:val="single" w:sz="4" w:color="A6A6A6"/>
-              <w:left w:val="single" w:sz="4" w:color="A6A6A6"/>
-              <w:bottom w:val="single" w:sz="4" w:color="A6A6A6"/>
-              <w:right w:val="single" w:sz="4" w:color="A6A6A6"/>
-            </w:tcBorders>
-          </w:tcPr>
-          <w:p>
-            <w:pPr>
-              <w:spacing w:before="0" w:after="0" w:line="276" w:lineRule="auto"/>
-              <w:ind w:firstLine="0"/>
-              <w:jc w:val="center"/>
-            </w:pPr>
-            <w:r/>
-            <w:r>
-              <w:rPr>
-                <w:rFonts w:ascii="Times New Roman" w:hAnsi="Times New Roman" w:eastAsia="楷体"/>
-                <w:b w:val="0"/>
-                <w:color w:val="000000"/>
-                <w:sz w:val="18"/>
-              </w:rPr>
-              <w:t>4.60%</w:t>
-            </w:r>
-          </w:p>
-        </w:tc>
-        <w:tc>
-          <w:tcPr>
-            <w:tcW w:type="dxa" w:w="1344"/>
-            <w:vAlign w:val="center"/>
-            <w:tcBorders>
-              <w:top w:val="single" w:sz="4" w:color="A6A6A6"/>
-              <w:left w:val="single" w:sz="4" w:color="A6A6A6"/>
-              <w:bottom w:val="single" w:sz="4" w:color="A6A6A6"/>
-              <w:right w:val="single" w:sz="4" w:color="A6A6A6"/>
-            </w:tcBorders>
-          </w:tcPr>
-          <w:p>
-            <w:pPr>
-              <w:spacing w:before="0" w:after="0" w:line="276" w:lineRule="auto"/>
-              <w:ind w:firstLine="0"/>
-              <w:jc w:val="center"/>
-            </w:pPr>
-            <w:r/>
-            <w:r>
-              <w:rPr>
-                <w:rFonts w:ascii="Times New Roman" w:hAnsi="Times New Roman" w:eastAsia="楷体"/>
-                <w:b w:val="0"/>
-                <w:color w:val="000000"/>
-                <w:sz w:val="18"/>
-              </w:rPr>
-              <w:t xml:space="preserve"> </w:t>
-            </w:r>
-          </w:p>
-        </w:tc>
-        <w:tc>
-          <w:tcPr>
-            <w:tcW w:type="dxa" w:w="1344"/>
-            <w:vAlign w:val="center"/>
-            <w:tcBorders>
-              <w:top w:val="single" w:sz="4" w:color="A6A6A6"/>
-              <w:left w:val="single" w:sz="4" w:color="A6A6A6"/>
-              <w:bottom w:val="single" w:sz="4" w:color="A6A6A6"/>
-              <w:right w:val="single" w:sz="4" w:color="A6A6A6"/>
-            </w:tcBorders>
-          </w:tcPr>
-          <w:p>
-            <w:pPr>
-              <w:spacing w:before="0" w:after="0" w:line="276" w:lineRule="auto"/>
-              <w:ind w:firstLine="0"/>
-              <w:jc w:val="center"/>
-            </w:pPr>
-            <w:r/>
-            <w:r>
-              <w:rPr>
-                <w:rFonts w:ascii="Times New Roman" w:hAnsi="Times New Roman" w:eastAsia="楷体"/>
-                <w:b w:val="0"/>
-                <w:color w:val="000000"/>
-                <w:sz w:val="18"/>
-              </w:rPr>
-              <w:t>—</w:t>
-            </w:r>
-          </w:p>
-        </w:tc>
-        <w:tc>
-          <w:tcPr>
-            <w:tcW w:type="dxa" w:w="1344"/>
-            <w:vAlign w:val="center"/>
-            <w:tcBorders>
-              <w:top w:val="single" w:sz="4" w:color="A6A6A6"/>
-              <w:left w:val="single" w:sz="4" w:color="A6A6A6"/>
-              <w:bottom w:val="single" w:sz="4" w:color="A6A6A6"/>
-              <w:right w:val="single" w:sz="4" w:color="A6A6A6"/>
-            </w:tcBorders>
-          </w:tcPr>
-          <w:p>
-            <w:pPr>
-              <w:spacing w:before="0" w:after="0" w:line="276" w:lineRule="auto"/>
-              <w:ind w:firstLine="0"/>
-              <w:jc w:val="center"/>
-            </w:pPr>
-            <w:r/>
-            <w:r>
-              <w:rPr>
-                <w:rFonts w:ascii="Times New Roman" w:hAnsi="Times New Roman" w:eastAsia="楷体"/>
-                <w:b w:val="0"/>
-                <w:color w:val="000000"/>
-                <w:sz w:val="18"/>
-              </w:rPr>
-              <w:t>—</w:t>
-            </w:r>
-          </w:p>
-        </w:tc>
-      </w:tr>
-      <w:tr>
-        <w:tc>
-          <w:tcPr>
-            <w:tcW w:type="dxa" w:w="1344"/>
-            <w:vAlign w:val="center"/>
-            <w:tcBorders>
-              <w:top w:val="single" w:sz="4" w:color="A6A6A6"/>
-              <w:left w:val="single" w:sz="4" w:color="A6A6A6"/>
-              <w:bottom w:val="single" w:sz="4" w:color="A6A6A6"/>
-              <w:right w:val="single" w:sz="4" w:color="A6A6A6"/>
-            </w:tcBorders>
-          </w:tcPr>
-          <w:p>
-            <w:pPr>
-              <w:spacing w:before="0" w:after="0" w:line="276" w:lineRule="auto"/>
-              <w:ind w:firstLine="0"/>
-              <w:jc w:val="left"/>
-            </w:pPr>
-            <w:r/>
-            <w:r>
-              <w:rPr>
-                <w:rFonts w:ascii="Times New Roman" w:hAnsi="Times New Roman" w:eastAsia="楷体"/>
-                <w:b w:val="0"/>
-                <w:color w:val="000000"/>
-                <w:sz w:val="18"/>
-              </w:rPr>
-              <w:t>通化市</w:t>
-            </w:r>
-          </w:p>
-        </w:tc>
-        <w:tc>
-          <w:tcPr>
-            <w:tcW w:type="dxa" w:w="1344"/>
-            <w:vAlign w:val="center"/>
-            <w:tcBorders>
-              <w:top w:val="single" w:sz="4" w:color="A6A6A6"/>
-              <w:left w:val="single" w:sz="4" w:color="A6A6A6"/>
-              <w:bottom w:val="single" w:sz="4" w:color="A6A6A6"/>
-              <w:right w:val="single" w:sz="4" w:color="A6A6A6"/>
-            </w:tcBorders>
-          </w:tcPr>
-          <w:p>
-            <w:pPr>
-              <w:spacing w:before="0" w:after="0" w:line="276" w:lineRule="auto"/>
-              <w:ind w:firstLine="0"/>
-              <w:jc w:val="center"/>
-            </w:pPr>
-            <w:r/>
-            <w:r>
-              <w:rPr>
-                <w:rFonts w:ascii="Times New Roman" w:hAnsi="Times New Roman" w:eastAsia="楷体"/>
-                <w:b w:val="0"/>
-                <w:color w:val="000000"/>
-                <w:sz w:val="18"/>
-              </w:rPr>
-              <w:t>592.14</w:t>
-            </w:r>
-          </w:p>
-        </w:tc>
-        <w:tc>
-          <w:tcPr>
-            <w:tcW w:type="dxa" w:w="1344"/>
-            <w:vAlign w:val="center"/>
-            <w:tcBorders>
-              <w:top w:val="single" w:sz="4" w:color="A6A6A6"/>
-              <w:left w:val="single" w:sz="4" w:color="A6A6A6"/>
-              <w:bottom w:val="single" w:sz="4" w:color="A6A6A6"/>
-              <w:right w:val="single" w:sz="4" w:color="A6A6A6"/>
-            </w:tcBorders>
-          </w:tcPr>
-          <w:p>
-            <w:pPr>
-              <w:spacing w:before="0" w:after="0" w:line="276" w:lineRule="auto"/>
-              <w:ind w:firstLine="0"/>
-              <w:jc w:val="center"/>
-            </w:pPr>
-            <w:r/>
-            <w:r>
-              <w:rPr>
-                <w:rFonts w:ascii="Times New Roman" w:hAnsi="Times New Roman" w:eastAsia="楷体"/>
-                <w:b w:val="0"/>
-                <w:color w:val="000000"/>
-                <w:sz w:val="18"/>
-              </w:rPr>
-              <w:t>—</w:t>
-            </w:r>
-          </w:p>
-        </w:tc>
-        <w:tc>
-          <w:tcPr>
-            <w:tcW w:type="dxa" w:w="1344"/>
-            <w:vAlign w:val="center"/>
-            <w:tcBorders>
-              <w:top w:val="single" w:sz="4" w:color="A6A6A6"/>
-              <w:left w:val="single" w:sz="4" w:color="A6A6A6"/>
-              <w:bottom w:val="single" w:sz="4" w:color="A6A6A6"/>
-              <w:right w:val="single" w:sz="4" w:color="A6A6A6"/>
-            </w:tcBorders>
-          </w:tcPr>
-          <w:p>
-            <w:pPr>
-              <w:spacing w:before="0" w:after="0" w:line="276" w:lineRule="auto"/>
-              <w:ind w:firstLine="0"/>
-              <w:jc w:val="center"/>
-            </w:pPr>
-            <w:r/>
-            <w:r>
-              <w:rPr>
-                <w:rFonts w:ascii="Times New Roman" w:hAnsi="Times New Roman" w:eastAsia="楷体"/>
-                <w:b w:val="0"/>
-                <w:color w:val="000000"/>
-                <w:sz w:val="18"/>
-              </w:rPr>
-              <w:t>4.50%</w:t>
-            </w:r>
-          </w:p>
-        </w:tc>
-        <w:tc>
-          <w:tcPr>
-            <w:tcW w:type="dxa" w:w="1344"/>
-            <w:vAlign w:val="center"/>
-            <w:tcBorders>
-              <w:top w:val="single" w:sz="4" w:color="A6A6A6"/>
-              <w:left w:val="single" w:sz="4" w:color="A6A6A6"/>
-              <w:bottom w:val="single" w:sz="4" w:color="A6A6A6"/>
-              <w:right w:val="single" w:sz="4" w:color="A6A6A6"/>
-            </w:tcBorders>
-          </w:tcPr>
-          <w:p>
-            <w:pPr>
-              <w:spacing w:before="0" w:after="0" w:line="276" w:lineRule="auto"/>
-              <w:ind w:firstLine="0"/>
-              <w:jc w:val="center"/>
-            </w:pPr>
-            <w:r/>
-            <w:r>
-              <w:rPr>
-                <w:rFonts w:ascii="Times New Roman" w:hAnsi="Times New Roman" w:eastAsia="楷体"/>
-                <w:b w:val="0"/>
-                <w:color w:val="000000"/>
-                <w:sz w:val="18"/>
-              </w:rPr>
-              <w:t xml:space="preserve"> </w:t>
-            </w:r>
-          </w:p>
-        </w:tc>
-        <w:tc>
-          <w:tcPr>
-            <w:tcW w:type="dxa" w:w="1344"/>
-            <w:vAlign w:val="center"/>
-            <w:tcBorders>
-              <w:top w:val="single" w:sz="4" w:color="A6A6A6"/>
-              <w:left w:val="single" w:sz="4" w:color="A6A6A6"/>
-              <w:bottom w:val="single" w:sz="4" w:color="A6A6A6"/>
-              <w:right w:val="single" w:sz="4" w:color="A6A6A6"/>
-            </w:tcBorders>
-          </w:tcPr>
-          <w:p>
-            <w:pPr>
-              <w:spacing w:before="0" w:after="0" w:line="276" w:lineRule="auto"/>
-              <w:ind w:firstLine="0"/>
-              <w:jc w:val="center"/>
-            </w:pPr>
-            <w:r/>
-            <w:r>
-              <w:rPr>
-                <w:rFonts w:ascii="Times New Roman" w:hAnsi="Times New Roman" w:eastAsia="楷体"/>
-                <w:b w:val="0"/>
-                <w:color w:val="000000"/>
-                <w:sz w:val="18"/>
-              </w:rPr>
-              <w:t>66.92</w:t>
-            </w:r>
-          </w:p>
-        </w:tc>
-        <w:tc>
-          <w:tcPr>
-            <w:tcW w:type="dxa" w:w="1344"/>
-            <w:vAlign w:val="center"/>
-            <w:tcBorders>
-              <w:top w:val="single" w:sz="4" w:color="A6A6A6"/>
-              <w:left w:val="single" w:sz="4" w:color="A6A6A6"/>
-              <w:bottom w:val="single" w:sz="4" w:color="A6A6A6"/>
-              <w:right w:val="single" w:sz="4" w:color="A6A6A6"/>
-            </w:tcBorders>
-          </w:tcPr>
-          <w:p>
-            <w:pPr>
-              <w:spacing w:before="0" w:after="0" w:line="276" w:lineRule="auto"/>
-              <w:ind w:firstLine="0"/>
-              <w:jc w:val="center"/>
-            </w:pPr>
-            <w:r/>
-            <w:r>
-              <w:rPr>
-                <w:rFonts w:ascii="Times New Roman" w:hAnsi="Times New Roman" w:eastAsia="楷体"/>
-                <w:b w:val="0"/>
-                <w:color w:val="000000"/>
-                <w:sz w:val="18"/>
-              </w:rPr>
-              <w:t>—</w:t>
-            </w:r>
-          </w:p>
-        </w:tc>
-      </w:tr>
-      <w:tr>
-        <w:tc>
-          <w:tcPr>
-            <w:tcW w:type="dxa" w:w="1344"/>
-            <w:vAlign w:val="center"/>
-            <w:tcBorders>
-              <w:top w:val="single" w:sz="4" w:color="A6A6A6"/>
-              <w:left w:val="single" w:sz="4" w:color="A6A6A6"/>
-              <w:bottom w:val="single" w:sz="4" w:color="A6A6A6"/>
-              <w:right w:val="single" w:sz="4" w:color="A6A6A6"/>
-            </w:tcBorders>
-          </w:tcPr>
-          <w:p>
-            <w:pPr>
-              <w:spacing w:before="0" w:after="0" w:line="276" w:lineRule="auto"/>
-              <w:ind w:firstLine="0"/>
-              <w:jc w:val="left"/>
-            </w:pPr>
-            <w:r/>
-            <w:r>
-              <w:rPr>
-                <w:rFonts w:ascii="Times New Roman" w:hAnsi="Times New Roman" w:eastAsia="楷体"/>
-                <w:b w:val="0"/>
-                <w:color w:val="000000"/>
-                <w:sz w:val="18"/>
-              </w:rPr>
-              <w:t>白山市</w:t>
-            </w:r>
-          </w:p>
-        </w:tc>
-        <w:tc>
-          <w:tcPr>
-            <w:tcW w:type="dxa" w:w="1344"/>
-            <w:vAlign w:val="center"/>
-            <w:tcBorders>
-              <w:top w:val="single" w:sz="4" w:color="A6A6A6"/>
-              <w:left w:val="single" w:sz="4" w:color="A6A6A6"/>
-              <w:bottom w:val="single" w:sz="4" w:color="A6A6A6"/>
-              <w:right w:val="single" w:sz="4" w:color="A6A6A6"/>
-            </w:tcBorders>
-          </w:tcPr>
-          <w:p>
-            <w:pPr>
-              <w:spacing w:before="0" w:after="0" w:line="276" w:lineRule="auto"/>
-              <w:ind w:firstLine="0"/>
-              <w:jc w:val="center"/>
-            </w:pPr>
-            <w:r/>
-            <w:r>
-              <w:rPr>
-                <w:rFonts w:ascii="Times New Roman" w:hAnsi="Times New Roman" w:eastAsia="楷体"/>
-                <w:b w:val="0"/>
-                <w:color w:val="000000"/>
-                <w:sz w:val="18"/>
-              </w:rPr>
-              <w:t>590.17</w:t>
-            </w:r>
-          </w:p>
-        </w:tc>
-        <w:tc>
-          <w:tcPr>
-            <w:tcW w:type="dxa" w:w="1344"/>
-            <w:vAlign w:val="center"/>
-            <w:tcBorders>
-              <w:top w:val="single" w:sz="4" w:color="A6A6A6"/>
-              <w:left w:val="single" w:sz="4" w:color="A6A6A6"/>
-              <w:bottom w:val="single" w:sz="4" w:color="A6A6A6"/>
-              <w:right w:val="single" w:sz="4" w:color="A6A6A6"/>
-            </w:tcBorders>
-          </w:tcPr>
-          <w:p>
-            <w:pPr>
-              <w:spacing w:before="0" w:after="0" w:line="276" w:lineRule="auto"/>
-              <w:ind w:firstLine="0"/>
-              <w:jc w:val="center"/>
-            </w:pPr>
-            <w:r/>
-            <w:r>
-              <w:rPr>
-                <w:rFonts w:ascii="Times New Roman" w:hAnsi="Times New Roman" w:eastAsia="楷体"/>
-                <w:b w:val="0"/>
-                <w:color w:val="000000"/>
-                <w:sz w:val="18"/>
-              </w:rPr>
-              <w:t>—</w:t>
-            </w:r>
-          </w:p>
-        </w:tc>
-        <w:tc>
-          <w:tcPr>
-            <w:tcW w:type="dxa" w:w="1344"/>
-            <w:vAlign w:val="center"/>
-            <w:tcBorders>
-              <w:top w:val="single" w:sz="4" w:color="A6A6A6"/>
-              <w:left w:val="single" w:sz="4" w:color="A6A6A6"/>
-              <w:bottom w:val="single" w:sz="4" w:color="A6A6A6"/>
-              <w:right w:val="single" w:sz="4" w:color="A6A6A6"/>
-            </w:tcBorders>
-          </w:tcPr>
-          <w:p>
-            <w:pPr>
-              <w:spacing w:before="0" w:after="0" w:line="276" w:lineRule="auto"/>
-              <w:ind w:firstLine="0"/>
-              <w:jc w:val="center"/>
-            </w:pPr>
-            <w:r/>
-            <w:r>
-              <w:rPr>
-                <w:rFonts w:ascii="Times New Roman" w:hAnsi="Times New Roman" w:eastAsia="楷体"/>
-                <w:b w:val="0"/>
-                <w:color w:val="000000"/>
-                <w:sz w:val="18"/>
-              </w:rPr>
-              <w:t>5.60%</w:t>
-            </w:r>
-          </w:p>
-        </w:tc>
-        <w:tc>
-          <w:tcPr>
-            <w:tcW w:type="dxa" w:w="1344"/>
-            <w:vAlign w:val="center"/>
-            <w:tcBorders>
-              <w:top w:val="single" w:sz="4" w:color="A6A6A6"/>
-              <w:left w:val="single" w:sz="4" w:color="A6A6A6"/>
-              <w:bottom w:val="single" w:sz="4" w:color="A6A6A6"/>
-              <w:right w:val="single" w:sz="4" w:color="A6A6A6"/>
-            </w:tcBorders>
-          </w:tcPr>
-          <w:p>
-            <w:pPr>
-              <w:spacing w:before="0" w:after="0" w:line="276" w:lineRule="auto"/>
-              <w:ind w:firstLine="0"/>
-              <w:jc w:val="center"/>
-            </w:pPr>
-            <w:r/>
-            <w:r>
-              <w:rPr>
-                <w:rFonts w:ascii="Times New Roman" w:hAnsi="Times New Roman" w:eastAsia="楷体"/>
-                <w:b w:val="0"/>
-                <w:color w:val="000000"/>
-                <w:sz w:val="18"/>
-              </w:rPr>
-              <w:t xml:space="preserve"> </w:t>
-            </w:r>
-          </w:p>
-        </w:tc>
-        <w:tc>
-          <w:tcPr>
-            <w:tcW w:type="dxa" w:w="1344"/>
-            <w:vAlign w:val="center"/>
-            <w:tcBorders>
-              <w:top w:val="single" w:sz="4" w:color="A6A6A6"/>
-              <w:left w:val="single" w:sz="4" w:color="A6A6A6"/>
-              <w:bottom w:val="single" w:sz="4" w:color="A6A6A6"/>
-              <w:right w:val="single" w:sz="4" w:color="A6A6A6"/>
-            </w:tcBorders>
-          </w:tcPr>
-          <w:p>
-            <w:pPr>
-              <w:spacing w:before="0" w:after="0" w:line="276" w:lineRule="auto"/>
-              <w:ind w:firstLine="0"/>
-              <w:jc w:val="center"/>
-            </w:pPr>
-            <w:r/>
-            <w:r>
-              <w:rPr>
-                <w:rFonts w:ascii="Times New Roman" w:hAnsi="Times New Roman" w:eastAsia="楷体"/>
-                <w:b w:val="0"/>
-                <w:color w:val="000000"/>
-                <w:sz w:val="18"/>
-              </w:rPr>
-              <w:t>36.80</w:t>
-            </w:r>
-          </w:p>
-        </w:tc>
-        <w:tc>
-          <w:tcPr>
-            <w:tcW w:type="dxa" w:w="1344"/>
-            <w:vAlign w:val="center"/>
-            <w:tcBorders>
-              <w:top w:val="single" w:sz="4" w:color="A6A6A6"/>
-              <w:left w:val="single" w:sz="4" w:color="A6A6A6"/>
-              <w:bottom w:val="single" w:sz="4" w:color="A6A6A6"/>
-              <w:right w:val="single" w:sz="4" w:color="A6A6A6"/>
-            </w:tcBorders>
-          </w:tcPr>
-          <w:p>
-            <w:pPr>
-              <w:spacing w:before="0" w:after="0" w:line="276" w:lineRule="auto"/>
-              <w:ind w:firstLine="0"/>
-              <w:jc w:val="center"/>
-            </w:pPr>
-            <w:r/>
-            <w:r>
-              <w:rPr>
-                <w:rFonts w:ascii="Times New Roman" w:hAnsi="Times New Roman" w:eastAsia="楷体"/>
-                <w:b w:val="0"/>
-                <w:color w:val="000000"/>
-                <w:sz w:val="18"/>
-              </w:rPr>
-              <w:t>—</w:t>
-            </w:r>
-          </w:p>
-        </w:tc>
-      </w:tr>
-      <w:tr>
-        <w:tc>
-          <w:tcPr>
-            <w:tcW w:type="dxa" w:w="1344"/>
-            <w:vAlign w:val="center"/>
-            <w:tcBorders>
-              <w:top w:val="single" w:sz="4" w:color="A6A6A6"/>
-              <w:left w:val="single" w:sz="4" w:color="A6A6A6"/>
-              <w:bottom w:val="single" w:sz="4" w:color="A6A6A6"/>
-              <w:right w:val="single" w:sz="4" w:color="A6A6A6"/>
-            </w:tcBorders>
-          </w:tcPr>
-          <w:p>
-            <w:pPr>
-              <w:spacing w:before="0" w:after="0" w:line="276" w:lineRule="auto"/>
-              <w:ind w:firstLine="0"/>
-              <w:jc w:val="left"/>
-            </w:pPr>
-            <w:r/>
-            <w:r>
-              <w:rPr>
-                <w:rFonts w:ascii="Times New Roman" w:hAnsi="Times New Roman" w:eastAsia="楷体"/>
-                <w:b w:val="0"/>
-                <w:color w:val="000000"/>
-                <w:sz w:val="18"/>
-              </w:rPr>
-              <w:t>辽源市</w:t>
-            </w:r>
-          </w:p>
-        </w:tc>
-        <w:tc>
-          <w:tcPr>
-            <w:tcW w:type="dxa" w:w="1344"/>
-            <w:vAlign w:val="center"/>
-            <w:tcBorders>
-              <w:top w:val="single" w:sz="4" w:color="A6A6A6"/>
-              <w:left w:val="single" w:sz="4" w:color="A6A6A6"/>
-              <w:bottom w:val="single" w:sz="4" w:color="A6A6A6"/>
-              <w:right w:val="single" w:sz="4" w:color="A6A6A6"/>
-            </w:tcBorders>
-          </w:tcPr>
-          <w:p>
-            <w:pPr>
-              <w:spacing w:before="0" w:after="0" w:line="276" w:lineRule="auto"/>
-              <w:ind w:firstLine="0"/>
-              <w:jc w:val="center"/>
-            </w:pPr>
-            <w:r/>
-            <w:r>
-              <w:rPr>
-                <w:rFonts w:ascii="Times New Roman" w:hAnsi="Times New Roman" w:eastAsia="楷体"/>
-                <w:b w:val="0"/>
-                <w:color w:val="000000"/>
-                <w:sz w:val="18"/>
-              </w:rPr>
-              <w:t>547.09</w:t>
+              <w:t>3,398.86</w:t>
             </w:r>
           </w:p>
         </w:tc>
@@ -2147,7 +1327,7 @@
                 <w:color w:val="000000"/>
                 <w:sz w:val="18"/>
               </w:rPr>
-              <w:t>31.77</w:t>
+              <w:t>209.31</w:t>
             </w:r>
           </w:p>
         </w:tc>
@@ -2181,6 +1361,1646 @@
           </w:p>
         </w:tc>
       </w:tr>
+      <w:tr>
+        <w:tc>
+          <w:tcPr>
+            <w:tcW w:type="dxa" w:w="1344"/>
+            <w:vAlign w:val="center"/>
+            <w:tcBorders>
+              <w:top w:val="single" w:sz="4" w:color="A6A6A6"/>
+              <w:left w:val="single" w:sz="4" w:color="A6A6A6"/>
+              <w:bottom w:val="single" w:sz="4" w:color="A6A6A6"/>
+              <w:right w:val="single" w:sz="4" w:color="A6A6A6"/>
+            </w:tcBorders>
+          </w:tcPr>
+          <w:p>
+            <w:pPr>
+              <w:spacing w:before="0" w:after="0" w:line="276" w:lineRule="auto"/>
+              <w:ind w:firstLine="0"/>
+              <w:jc w:val="left"/>
+            </w:pPr>
+            <w:r/>
+            <w:r>
+              <w:rPr>
+                <w:rFonts w:ascii="Times New Roman" w:hAnsi="Times New Roman" w:eastAsia="楷体"/>
+                <w:b w:val="0"/>
+                <w:color w:val="000000"/>
+                <w:sz w:val="18"/>
+              </w:rPr>
+              <w:t>黄冈市</w:t>
+            </w:r>
+          </w:p>
+        </w:tc>
+        <w:tc>
+          <w:tcPr>
+            <w:tcW w:type="dxa" w:w="1344"/>
+            <w:vAlign w:val="center"/>
+            <w:tcBorders>
+              <w:top w:val="single" w:sz="4" w:color="A6A6A6"/>
+              <w:left w:val="single" w:sz="4" w:color="A6A6A6"/>
+              <w:bottom w:val="single" w:sz="4" w:color="A6A6A6"/>
+              <w:right w:val="single" w:sz="4" w:color="A6A6A6"/>
+            </w:tcBorders>
+          </w:tcPr>
+          <w:p>
+            <w:pPr>
+              <w:spacing w:before="0" w:after="0" w:line="276" w:lineRule="auto"/>
+              <w:ind w:firstLine="0"/>
+              <w:jc w:val="center"/>
+            </w:pPr>
+            <w:r/>
+            <w:r>
+              <w:rPr>
+                <w:rFonts w:ascii="Times New Roman" w:hAnsi="Times New Roman" w:eastAsia="楷体"/>
+                <w:b w:val="0"/>
+                <w:color w:val="000000"/>
+                <w:sz w:val="18"/>
+              </w:rPr>
+              <w:t>3,303.59</w:t>
+            </w:r>
+          </w:p>
+        </w:tc>
+        <w:tc>
+          <w:tcPr>
+            <w:tcW w:type="dxa" w:w="1344"/>
+            <w:vAlign w:val="center"/>
+            <w:tcBorders>
+              <w:top w:val="single" w:sz="4" w:color="A6A6A6"/>
+              <w:left w:val="single" w:sz="4" w:color="A6A6A6"/>
+              <w:bottom w:val="single" w:sz="4" w:color="A6A6A6"/>
+              <w:right w:val="single" w:sz="4" w:color="A6A6A6"/>
+            </w:tcBorders>
+          </w:tcPr>
+          <w:p>
+            <w:pPr>
+              <w:spacing w:before="0" w:after="0" w:line="276" w:lineRule="auto"/>
+              <w:ind w:firstLine="0"/>
+              <w:jc w:val="center"/>
+            </w:pPr>
+            <w:r/>
+            <w:r>
+              <w:rPr>
+                <w:rFonts w:ascii="Times New Roman" w:hAnsi="Times New Roman" w:eastAsia="楷体"/>
+                <w:b w:val="0"/>
+                <w:color w:val="000000"/>
+                <w:sz w:val="18"/>
+              </w:rPr>
+              <w:t>5.75</w:t>
+            </w:r>
+          </w:p>
+        </w:tc>
+        <w:tc>
+          <w:tcPr>
+            <w:tcW w:type="dxa" w:w="1344"/>
+            <w:vAlign w:val="center"/>
+            <w:tcBorders>
+              <w:top w:val="single" w:sz="4" w:color="A6A6A6"/>
+              <w:left w:val="single" w:sz="4" w:color="A6A6A6"/>
+              <w:bottom w:val="single" w:sz="4" w:color="A6A6A6"/>
+              <w:right w:val="single" w:sz="4" w:color="A6A6A6"/>
+            </w:tcBorders>
+          </w:tcPr>
+          <w:p>
+            <w:pPr>
+              <w:spacing w:before="0" w:after="0" w:line="276" w:lineRule="auto"/>
+              <w:ind w:firstLine="0"/>
+              <w:jc w:val="center"/>
+            </w:pPr>
+            <w:r/>
+            <w:r>
+              <w:rPr>
+                <w:rFonts w:ascii="Times New Roman" w:hAnsi="Times New Roman" w:eastAsia="楷体"/>
+                <w:b w:val="0"/>
+                <w:color w:val="000000"/>
+                <w:sz w:val="18"/>
+              </w:rPr>
+              <w:t>5.10%</w:t>
+            </w:r>
+          </w:p>
+        </w:tc>
+        <w:tc>
+          <w:tcPr>
+            <w:tcW w:type="dxa" w:w="1344"/>
+            <w:vAlign w:val="center"/>
+            <w:tcBorders>
+              <w:top w:val="single" w:sz="4" w:color="A6A6A6"/>
+              <w:left w:val="single" w:sz="4" w:color="A6A6A6"/>
+              <w:bottom w:val="single" w:sz="4" w:color="A6A6A6"/>
+              <w:right w:val="single" w:sz="4" w:color="A6A6A6"/>
+            </w:tcBorders>
+          </w:tcPr>
+          <w:p>
+            <w:pPr>
+              <w:spacing w:before="0" w:after="0" w:line="276" w:lineRule="auto"/>
+              <w:ind w:firstLine="0"/>
+              <w:jc w:val="center"/>
+            </w:pPr>
+            <w:r/>
+            <w:r>
+              <w:rPr>
+                <w:rFonts w:ascii="Times New Roman" w:hAnsi="Times New Roman" w:eastAsia="楷体"/>
+                <w:b w:val="0"/>
+                <w:color w:val="000000"/>
+                <w:sz w:val="18"/>
+              </w:rPr>
+              <w:t>17.5:32.3:50.2</w:t>
+            </w:r>
+          </w:p>
+        </w:tc>
+        <w:tc>
+          <w:tcPr>
+            <w:tcW w:type="dxa" w:w="1344"/>
+            <w:vAlign w:val="center"/>
+            <w:tcBorders>
+              <w:top w:val="single" w:sz="4" w:color="A6A6A6"/>
+              <w:left w:val="single" w:sz="4" w:color="A6A6A6"/>
+              <w:bottom w:val="single" w:sz="4" w:color="A6A6A6"/>
+              <w:right w:val="single" w:sz="4" w:color="A6A6A6"/>
+            </w:tcBorders>
+          </w:tcPr>
+          <w:p>
+            <w:pPr>
+              <w:spacing w:before="0" w:after="0" w:line="276" w:lineRule="auto"/>
+              <w:ind w:firstLine="0"/>
+              <w:jc w:val="center"/>
+            </w:pPr>
+            <w:r/>
+            <w:r>
+              <w:rPr>
+                <w:rFonts w:ascii="Times New Roman" w:hAnsi="Times New Roman" w:eastAsia="楷体"/>
+                <w:b w:val="0"/>
+                <w:color w:val="000000"/>
+                <w:sz w:val="18"/>
+              </w:rPr>
+              <w:t>205.60</w:t>
+            </w:r>
+          </w:p>
+        </w:tc>
+        <w:tc>
+          <w:tcPr>
+            <w:tcW w:type="dxa" w:w="1344"/>
+            <w:vAlign w:val="center"/>
+            <w:tcBorders>
+              <w:top w:val="single" w:sz="4" w:color="A6A6A6"/>
+              <w:left w:val="single" w:sz="4" w:color="A6A6A6"/>
+              <w:bottom w:val="single" w:sz="4" w:color="A6A6A6"/>
+              <w:right w:val="single" w:sz="4" w:color="A6A6A6"/>
+            </w:tcBorders>
+          </w:tcPr>
+          <w:p>
+            <w:pPr>
+              <w:spacing w:before="0" w:after="0" w:line="276" w:lineRule="auto"/>
+              <w:ind w:firstLine="0"/>
+              <w:jc w:val="center"/>
+            </w:pPr>
+            <w:r/>
+            <w:r>
+              <w:rPr>
+                <w:rFonts w:ascii="Times New Roman" w:hAnsi="Times New Roman" w:eastAsia="楷体"/>
+                <w:b w:val="0"/>
+                <w:color w:val="000000"/>
+                <w:sz w:val="18"/>
+              </w:rPr>
+              <w:t>575.00</w:t>
+            </w:r>
+          </w:p>
+        </w:tc>
+      </w:tr>
+      <w:tr>
+        <w:tc>
+          <w:tcPr>
+            <w:tcW w:type="dxa" w:w="1344"/>
+            <w:vAlign w:val="center"/>
+            <w:tcBorders>
+              <w:top w:val="single" w:sz="4" w:color="A6A6A6"/>
+              <w:left w:val="single" w:sz="4" w:color="A6A6A6"/>
+              <w:bottom w:val="single" w:sz="4" w:color="A6A6A6"/>
+              <w:right w:val="single" w:sz="4" w:color="A6A6A6"/>
+            </w:tcBorders>
+          </w:tcPr>
+          <w:p>
+            <w:pPr>
+              <w:spacing w:before="0" w:after="0" w:line="276" w:lineRule="auto"/>
+              <w:ind w:firstLine="0"/>
+              <w:jc w:val="left"/>
+            </w:pPr>
+            <w:r/>
+            <w:r>
+              <w:rPr>
+                <w:rFonts w:ascii="Times New Roman" w:hAnsi="Times New Roman" w:eastAsia="楷体"/>
+                <w:b w:val="0"/>
+                <w:color w:val="000000"/>
+                <w:sz w:val="18"/>
+              </w:rPr>
+              <w:t>十堰市</w:t>
+            </w:r>
+          </w:p>
+        </w:tc>
+        <w:tc>
+          <w:tcPr>
+            <w:tcW w:type="dxa" w:w="1344"/>
+            <w:vAlign w:val="center"/>
+            <w:tcBorders>
+              <w:top w:val="single" w:sz="4" w:color="A6A6A6"/>
+              <w:left w:val="single" w:sz="4" w:color="A6A6A6"/>
+              <w:bottom w:val="single" w:sz="4" w:color="A6A6A6"/>
+              <w:right w:val="single" w:sz="4" w:color="A6A6A6"/>
+            </w:tcBorders>
+          </w:tcPr>
+          <w:p>
+            <w:pPr>
+              <w:spacing w:before="0" w:after="0" w:line="276" w:lineRule="auto"/>
+              <w:ind w:firstLine="0"/>
+              <w:jc w:val="center"/>
+            </w:pPr>
+            <w:r/>
+            <w:r>
+              <w:rPr>
+                <w:rFonts w:ascii="Times New Roman" w:hAnsi="Times New Roman" w:eastAsia="楷体"/>
+                <w:b w:val="0"/>
+                <w:color w:val="000000"/>
+                <w:sz w:val="18"/>
+              </w:rPr>
+              <w:t>2,704.80</w:t>
+            </w:r>
+          </w:p>
+        </w:tc>
+        <w:tc>
+          <w:tcPr>
+            <w:tcW w:type="dxa" w:w="1344"/>
+            <w:vAlign w:val="center"/>
+            <w:tcBorders>
+              <w:top w:val="single" w:sz="4" w:color="A6A6A6"/>
+              <w:left w:val="single" w:sz="4" w:color="A6A6A6"/>
+              <w:bottom w:val="single" w:sz="4" w:color="A6A6A6"/>
+              <w:right w:val="single" w:sz="4" w:color="A6A6A6"/>
+            </w:tcBorders>
+          </w:tcPr>
+          <w:p>
+            <w:pPr>
+              <w:spacing w:before="0" w:after="0" w:line="276" w:lineRule="auto"/>
+              <w:ind w:firstLine="0"/>
+              <w:jc w:val="center"/>
+            </w:pPr>
+            <w:r/>
+            <w:r>
+              <w:rPr>
+                <w:rFonts w:ascii="Times New Roman" w:hAnsi="Times New Roman" w:eastAsia="楷体"/>
+                <w:b w:val="0"/>
+                <w:color w:val="000000"/>
+                <w:sz w:val="18"/>
+              </w:rPr>
+              <w:t>8.63</w:t>
+            </w:r>
+          </w:p>
+        </w:tc>
+        <w:tc>
+          <w:tcPr>
+            <w:tcW w:type="dxa" w:w="1344"/>
+            <w:vAlign w:val="center"/>
+            <w:tcBorders>
+              <w:top w:val="single" w:sz="4" w:color="A6A6A6"/>
+              <w:left w:val="single" w:sz="4" w:color="A6A6A6"/>
+              <w:bottom w:val="single" w:sz="4" w:color="A6A6A6"/>
+              <w:right w:val="single" w:sz="4" w:color="A6A6A6"/>
+            </w:tcBorders>
+          </w:tcPr>
+          <w:p>
+            <w:pPr>
+              <w:spacing w:before="0" w:after="0" w:line="276" w:lineRule="auto"/>
+              <w:ind w:firstLine="0"/>
+              <w:jc w:val="center"/>
+            </w:pPr>
+            <w:r/>
+            <w:r>
+              <w:rPr>
+                <w:rFonts w:ascii="Times New Roman" w:hAnsi="Times New Roman" w:eastAsia="楷体"/>
+                <w:b w:val="0"/>
+                <w:color w:val="000000"/>
+                <w:sz w:val="18"/>
+              </w:rPr>
+              <w:t>6.40%</w:t>
+            </w:r>
+          </w:p>
+        </w:tc>
+        <w:tc>
+          <w:tcPr>
+            <w:tcW w:type="dxa" w:w="1344"/>
+            <w:vAlign w:val="center"/>
+            <w:tcBorders>
+              <w:top w:val="single" w:sz="4" w:color="A6A6A6"/>
+              <w:left w:val="single" w:sz="4" w:color="A6A6A6"/>
+              <w:bottom w:val="single" w:sz="4" w:color="A6A6A6"/>
+              <w:right w:val="single" w:sz="4" w:color="A6A6A6"/>
+            </w:tcBorders>
+          </w:tcPr>
+          <w:p>
+            <w:pPr>
+              <w:spacing w:before="0" w:after="0" w:line="276" w:lineRule="auto"/>
+              <w:ind w:firstLine="0"/>
+              <w:jc w:val="center"/>
+            </w:pPr>
+            <w:r/>
+            <w:r>
+              <w:rPr>
+                <w:rFonts w:ascii="Times New Roman" w:hAnsi="Times New Roman" w:eastAsia="楷体"/>
+                <w:b w:val="0"/>
+                <w:color w:val="000000"/>
+                <w:sz w:val="18"/>
+              </w:rPr>
+              <w:t>9:36.2:54.8</w:t>
+            </w:r>
+          </w:p>
+        </w:tc>
+        <w:tc>
+          <w:tcPr>
+            <w:tcW w:type="dxa" w:w="1344"/>
+            <w:vAlign w:val="center"/>
+            <w:tcBorders>
+              <w:top w:val="single" w:sz="4" w:color="A6A6A6"/>
+              <w:left w:val="single" w:sz="4" w:color="A6A6A6"/>
+              <w:bottom w:val="single" w:sz="4" w:color="A6A6A6"/>
+              <w:right w:val="single" w:sz="4" w:color="A6A6A6"/>
+            </w:tcBorders>
+          </w:tcPr>
+          <w:p>
+            <w:pPr>
+              <w:spacing w:before="0" w:after="0" w:line="276" w:lineRule="auto"/>
+              <w:ind w:firstLine="0"/>
+              <w:jc w:val="center"/>
+            </w:pPr>
+            <w:r/>
+            <w:r>
+              <w:rPr>
+                <w:rFonts w:ascii="Times New Roman" w:hAnsi="Times New Roman" w:eastAsia="楷体"/>
+                <w:b w:val="0"/>
+                <w:color w:val="000000"/>
+                <w:sz w:val="18"/>
+              </w:rPr>
+              <w:t>168.18</w:t>
+            </w:r>
+          </w:p>
+        </w:tc>
+        <w:tc>
+          <w:tcPr>
+            <w:tcW w:type="dxa" w:w="1344"/>
+            <w:vAlign w:val="center"/>
+            <w:tcBorders>
+              <w:top w:val="single" w:sz="4" w:color="A6A6A6"/>
+              <w:left w:val="single" w:sz="4" w:color="A6A6A6"/>
+              <w:bottom w:val="single" w:sz="4" w:color="A6A6A6"/>
+              <w:right w:val="single" w:sz="4" w:color="A6A6A6"/>
+            </w:tcBorders>
+          </w:tcPr>
+          <w:p>
+            <w:pPr>
+              <w:spacing w:before="0" w:after="0" w:line="276" w:lineRule="auto"/>
+              <w:ind w:firstLine="0"/>
+              <w:jc w:val="center"/>
+            </w:pPr>
+            <w:r/>
+            <w:r>
+              <w:rPr>
+                <w:rFonts w:ascii="Times New Roman" w:hAnsi="Times New Roman" w:eastAsia="楷体"/>
+                <w:b w:val="0"/>
+                <w:color w:val="000000"/>
+                <w:sz w:val="18"/>
+              </w:rPr>
+              <w:t>312.45</w:t>
+            </w:r>
+          </w:p>
+        </w:tc>
+      </w:tr>
+      <w:tr>
+        <w:tc>
+          <w:tcPr>
+            <w:tcW w:type="dxa" w:w="1344"/>
+            <w:vAlign w:val="center"/>
+            <w:tcBorders>
+              <w:top w:val="single" w:sz="4" w:color="A6A6A6"/>
+              <w:left w:val="single" w:sz="4" w:color="A6A6A6"/>
+              <w:bottom w:val="single" w:sz="4" w:color="A6A6A6"/>
+              <w:right w:val="single" w:sz="4" w:color="A6A6A6"/>
+            </w:tcBorders>
+          </w:tcPr>
+          <w:p>
+            <w:pPr>
+              <w:spacing w:before="0" w:after="0" w:line="276" w:lineRule="auto"/>
+              <w:ind w:firstLine="0"/>
+              <w:jc w:val="left"/>
+            </w:pPr>
+            <w:r/>
+            <w:r>
+              <w:rPr>
+                <w:rFonts w:ascii="Times New Roman" w:hAnsi="Times New Roman" w:eastAsia="楷体"/>
+                <w:b w:val="0"/>
+                <w:color w:val="000000"/>
+                <w:sz w:val="18"/>
+              </w:rPr>
+              <w:t>荆门市</w:t>
+            </w:r>
+          </w:p>
+        </w:tc>
+        <w:tc>
+          <w:tcPr>
+            <w:tcW w:type="dxa" w:w="1344"/>
+            <w:vAlign w:val="center"/>
+            <w:tcBorders>
+              <w:top w:val="single" w:sz="4" w:color="A6A6A6"/>
+              <w:left w:val="single" w:sz="4" w:color="A6A6A6"/>
+              <w:bottom w:val="single" w:sz="4" w:color="A6A6A6"/>
+              <w:right w:val="single" w:sz="4" w:color="A6A6A6"/>
+            </w:tcBorders>
+          </w:tcPr>
+          <w:p>
+            <w:pPr>
+              <w:spacing w:before="0" w:after="0" w:line="276" w:lineRule="auto"/>
+              <w:ind w:firstLine="0"/>
+              <w:jc w:val="center"/>
+            </w:pPr>
+            <w:r/>
+            <w:r>
+              <w:rPr>
+                <w:rFonts w:ascii="Times New Roman" w:hAnsi="Times New Roman" w:eastAsia="楷体"/>
+                <w:b w:val="0"/>
+                <w:color w:val="000000"/>
+                <w:sz w:val="18"/>
+              </w:rPr>
+              <w:t>2,602.26</w:t>
+            </w:r>
+          </w:p>
+        </w:tc>
+        <w:tc>
+          <w:tcPr>
+            <w:tcW w:type="dxa" w:w="1344"/>
+            <w:vAlign w:val="center"/>
+            <w:tcBorders>
+              <w:top w:val="single" w:sz="4" w:color="A6A6A6"/>
+              <w:left w:val="single" w:sz="4" w:color="A6A6A6"/>
+              <w:bottom w:val="single" w:sz="4" w:color="A6A6A6"/>
+              <w:right w:val="single" w:sz="4" w:color="A6A6A6"/>
+            </w:tcBorders>
+          </w:tcPr>
+          <w:p>
+            <w:pPr>
+              <w:spacing w:before="0" w:after="0" w:line="276" w:lineRule="auto"/>
+              <w:ind w:firstLine="0"/>
+              <w:jc w:val="center"/>
+            </w:pPr>
+            <w:r/>
+            <w:r>
+              <w:rPr>
+                <w:rFonts w:ascii="Times New Roman" w:hAnsi="Times New Roman" w:eastAsia="楷体"/>
+                <w:b w:val="0"/>
+                <w:color w:val="000000"/>
+                <w:sz w:val="18"/>
+              </w:rPr>
+              <w:t>10.23</w:t>
+            </w:r>
+          </w:p>
+        </w:tc>
+        <w:tc>
+          <w:tcPr>
+            <w:tcW w:type="dxa" w:w="1344"/>
+            <w:vAlign w:val="center"/>
+            <w:tcBorders>
+              <w:top w:val="single" w:sz="4" w:color="A6A6A6"/>
+              <w:left w:val="single" w:sz="4" w:color="A6A6A6"/>
+              <w:bottom w:val="single" w:sz="4" w:color="A6A6A6"/>
+              <w:right w:val="single" w:sz="4" w:color="A6A6A6"/>
+            </w:tcBorders>
+          </w:tcPr>
+          <w:p>
+            <w:pPr>
+              <w:spacing w:before="0" w:after="0" w:line="276" w:lineRule="auto"/>
+              <w:ind w:firstLine="0"/>
+              <w:jc w:val="center"/>
+            </w:pPr>
+            <w:r/>
+            <w:r>
+              <w:rPr>
+                <w:rFonts w:ascii="Times New Roman" w:hAnsi="Times New Roman" w:eastAsia="楷体"/>
+                <w:b w:val="0"/>
+                <w:color w:val="000000"/>
+                <w:sz w:val="18"/>
+              </w:rPr>
+              <w:t>6.20%</w:t>
+            </w:r>
+          </w:p>
+        </w:tc>
+        <w:tc>
+          <w:tcPr>
+            <w:tcW w:type="dxa" w:w="1344"/>
+            <w:vAlign w:val="center"/>
+            <w:tcBorders>
+              <w:top w:val="single" w:sz="4" w:color="A6A6A6"/>
+              <w:left w:val="single" w:sz="4" w:color="A6A6A6"/>
+              <w:bottom w:val="single" w:sz="4" w:color="A6A6A6"/>
+              <w:right w:val="single" w:sz="4" w:color="A6A6A6"/>
+            </w:tcBorders>
+          </w:tcPr>
+          <w:p>
+            <w:pPr>
+              <w:spacing w:before="0" w:after="0" w:line="276" w:lineRule="auto"/>
+              <w:ind w:firstLine="0"/>
+              <w:jc w:val="center"/>
+            </w:pPr>
+            <w:r/>
+            <w:r>
+              <w:rPr>
+                <w:rFonts w:ascii="Times New Roman" w:hAnsi="Times New Roman" w:eastAsia="楷体"/>
+                <w:b w:val="0"/>
+                <w:color w:val="000000"/>
+                <w:sz w:val="18"/>
+              </w:rPr>
+              <w:t xml:space="preserve"> </w:t>
+            </w:r>
+          </w:p>
+        </w:tc>
+        <w:tc>
+          <w:tcPr>
+            <w:tcW w:type="dxa" w:w="1344"/>
+            <w:vAlign w:val="center"/>
+            <w:tcBorders>
+              <w:top w:val="single" w:sz="4" w:color="A6A6A6"/>
+              <w:left w:val="single" w:sz="4" w:color="A6A6A6"/>
+              <w:bottom w:val="single" w:sz="4" w:color="A6A6A6"/>
+              <w:right w:val="single" w:sz="4" w:color="A6A6A6"/>
+            </w:tcBorders>
+          </w:tcPr>
+          <w:p>
+            <w:pPr>
+              <w:spacing w:before="0" w:after="0" w:line="276" w:lineRule="auto"/>
+              <w:ind w:firstLine="0"/>
+              <w:jc w:val="center"/>
+            </w:pPr>
+            <w:r/>
+            <w:r>
+              <w:rPr>
+                <w:rFonts w:ascii="Times New Roman" w:hAnsi="Times New Roman" w:eastAsia="楷体"/>
+                <w:b w:val="0"/>
+                <w:color w:val="000000"/>
+                <w:sz w:val="18"/>
+              </w:rPr>
+              <w:t>145.31</w:t>
+            </w:r>
+          </w:p>
+        </w:tc>
+        <w:tc>
+          <w:tcPr>
+            <w:tcW w:type="dxa" w:w="1344"/>
+            <w:vAlign w:val="center"/>
+            <w:tcBorders>
+              <w:top w:val="single" w:sz="4" w:color="A6A6A6"/>
+              <w:left w:val="single" w:sz="4" w:color="A6A6A6"/>
+              <w:bottom w:val="single" w:sz="4" w:color="A6A6A6"/>
+              <w:right w:val="single" w:sz="4" w:color="A6A6A6"/>
+            </w:tcBorders>
+          </w:tcPr>
+          <w:p>
+            <w:pPr>
+              <w:spacing w:before="0" w:after="0" w:line="276" w:lineRule="auto"/>
+              <w:ind w:firstLine="0"/>
+              <w:jc w:val="center"/>
+            </w:pPr>
+            <w:r/>
+            <w:r>
+              <w:rPr>
+                <w:rFonts w:ascii="Times New Roman" w:hAnsi="Times New Roman" w:eastAsia="楷体"/>
+                <w:b w:val="0"/>
+                <w:color w:val="000000"/>
+                <w:sz w:val="18"/>
+              </w:rPr>
+              <w:t>253.43</w:t>
+            </w:r>
+          </w:p>
+        </w:tc>
+      </w:tr>
+      <w:tr>
+        <w:tc>
+          <w:tcPr>
+            <w:tcW w:type="dxa" w:w="1344"/>
+            <w:vAlign w:val="center"/>
+            <w:tcBorders>
+              <w:top w:val="single" w:sz="4" w:color="A6A6A6"/>
+              <w:left w:val="single" w:sz="4" w:color="A6A6A6"/>
+              <w:bottom w:val="single" w:sz="4" w:color="A6A6A6"/>
+              <w:right w:val="single" w:sz="4" w:color="A6A6A6"/>
+            </w:tcBorders>
+          </w:tcPr>
+          <w:p>
+            <w:pPr>
+              <w:spacing w:before="0" w:after="0" w:line="276" w:lineRule="auto"/>
+              <w:ind w:firstLine="0"/>
+              <w:jc w:val="left"/>
+            </w:pPr>
+            <w:r/>
+            <w:r>
+              <w:rPr>
+                <w:rFonts w:ascii="Times New Roman" w:hAnsi="Times New Roman" w:eastAsia="楷体"/>
+                <w:b w:val="0"/>
+                <w:color w:val="000000"/>
+                <w:sz w:val="18"/>
+              </w:rPr>
+              <w:t>黄石市</w:t>
+            </w:r>
+          </w:p>
+        </w:tc>
+        <w:tc>
+          <w:tcPr>
+            <w:tcW w:type="dxa" w:w="1344"/>
+            <w:vAlign w:val="center"/>
+            <w:tcBorders>
+              <w:top w:val="single" w:sz="4" w:color="A6A6A6"/>
+              <w:left w:val="single" w:sz="4" w:color="A6A6A6"/>
+              <w:bottom w:val="single" w:sz="4" w:color="A6A6A6"/>
+              <w:right w:val="single" w:sz="4" w:color="A6A6A6"/>
+            </w:tcBorders>
+          </w:tcPr>
+          <w:p>
+            <w:pPr>
+              <w:spacing w:before="0" w:after="0" w:line="276" w:lineRule="auto"/>
+              <w:ind w:firstLine="0"/>
+              <w:jc w:val="center"/>
+            </w:pPr>
+            <w:r/>
+            <w:r>
+              <w:rPr>
+                <w:rFonts w:ascii="Times New Roman" w:hAnsi="Times New Roman" w:eastAsia="楷体"/>
+                <w:b w:val="0"/>
+                <w:color w:val="000000"/>
+                <w:sz w:val="18"/>
+              </w:rPr>
+              <w:t>2,430.28</w:t>
+            </w:r>
+          </w:p>
+        </w:tc>
+        <w:tc>
+          <w:tcPr>
+            <w:tcW w:type="dxa" w:w="1344"/>
+            <w:vAlign w:val="center"/>
+            <w:tcBorders>
+              <w:top w:val="single" w:sz="4" w:color="A6A6A6"/>
+              <w:left w:val="single" w:sz="4" w:color="A6A6A6"/>
+              <w:bottom w:val="single" w:sz="4" w:color="A6A6A6"/>
+              <w:right w:val="single" w:sz="4" w:color="A6A6A6"/>
+            </w:tcBorders>
+          </w:tcPr>
+          <w:p>
+            <w:pPr>
+              <w:spacing w:before="0" w:after="0" w:line="276" w:lineRule="auto"/>
+              <w:ind w:firstLine="0"/>
+              <w:jc w:val="center"/>
+            </w:pPr>
+            <w:r/>
+            <w:r>
+              <w:rPr>
+                <w:rFonts w:ascii="Times New Roman" w:hAnsi="Times New Roman" w:eastAsia="楷体"/>
+                <w:b w:val="0"/>
+                <w:color w:val="000000"/>
+                <w:sz w:val="18"/>
+              </w:rPr>
+              <w:t>—</w:t>
+            </w:r>
+          </w:p>
+        </w:tc>
+        <w:tc>
+          <w:tcPr>
+            <w:tcW w:type="dxa" w:w="1344"/>
+            <w:vAlign w:val="center"/>
+            <w:tcBorders>
+              <w:top w:val="single" w:sz="4" w:color="A6A6A6"/>
+              <w:left w:val="single" w:sz="4" w:color="A6A6A6"/>
+              <w:bottom w:val="single" w:sz="4" w:color="A6A6A6"/>
+              <w:right w:val="single" w:sz="4" w:color="A6A6A6"/>
+            </w:tcBorders>
+          </w:tcPr>
+          <w:p>
+            <w:pPr>
+              <w:spacing w:before="0" w:after="0" w:line="276" w:lineRule="auto"/>
+              <w:ind w:firstLine="0"/>
+              <w:jc w:val="center"/>
+            </w:pPr>
+            <w:r/>
+            <w:r>
+              <w:rPr>
+                <w:rFonts w:ascii="Times New Roman" w:hAnsi="Times New Roman" w:eastAsia="楷体"/>
+                <w:b w:val="0"/>
+                <w:color w:val="000000"/>
+                <w:sz w:val="18"/>
+              </w:rPr>
+              <w:t>6.80%</w:t>
+            </w:r>
+          </w:p>
+        </w:tc>
+        <w:tc>
+          <w:tcPr>
+            <w:tcW w:type="dxa" w:w="1344"/>
+            <w:vAlign w:val="center"/>
+            <w:tcBorders>
+              <w:top w:val="single" w:sz="4" w:color="A6A6A6"/>
+              <w:left w:val="single" w:sz="4" w:color="A6A6A6"/>
+              <w:bottom w:val="single" w:sz="4" w:color="A6A6A6"/>
+              <w:right w:val="single" w:sz="4" w:color="A6A6A6"/>
+            </w:tcBorders>
+          </w:tcPr>
+          <w:p>
+            <w:pPr>
+              <w:spacing w:before="0" w:after="0" w:line="276" w:lineRule="auto"/>
+              <w:ind w:firstLine="0"/>
+              <w:jc w:val="center"/>
+            </w:pPr>
+            <w:r/>
+            <w:r>
+              <w:rPr>
+                <w:rFonts w:ascii="Times New Roman" w:hAnsi="Times New Roman" w:eastAsia="楷体"/>
+                <w:b w:val="0"/>
+                <w:color w:val="000000"/>
+                <w:sz w:val="18"/>
+              </w:rPr>
+              <w:t xml:space="preserve"> </w:t>
+            </w:r>
+          </w:p>
+        </w:tc>
+        <w:tc>
+          <w:tcPr>
+            <w:tcW w:type="dxa" w:w="1344"/>
+            <w:vAlign w:val="center"/>
+            <w:tcBorders>
+              <w:top w:val="single" w:sz="4" w:color="A6A6A6"/>
+              <w:left w:val="single" w:sz="4" w:color="A6A6A6"/>
+              <w:bottom w:val="single" w:sz="4" w:color="A6A6A6"/>
+              <w:right w:val="single" w:sz="4" w:color="A6A6A6"/>
+            </w:tcBorders>
+          </w:tcPr>
+          <w:p>
+            <w:pPr>
+              <w:spacing w:before="0" w:after="0" w:line="276" w:lineRule="auto"/>
+              <w:ind w:firstLine="0"/>
+              <w:jc w:val="center"/>
+            </w:pPr>
+            <w:r/>
+            <w:r>
+              <w:rPr>
+                <w:rFonts w:ascii="Times New Roman" w:hAnsi="Times New Roman" w:eastAsia="楷体"/>
+                <w:b w:val="0"/>
+                <w:color w:val="000000"/>
+                <w:sz w:val="18"/>
+              </w:rPr>
+              <w:t>213.50</w:t>
+            </w:r>
+          </w:p>
+        </w:tc>
+        <w:tc>
+          <w:tcPr>
+            <w:tcW w:type="dxa" w:w="1344"/>
+            <w:vAlign w:val="center"/>
+            <w:tcBorders>
+              <w:top w:val="single" w:sz="4" w:color="A6A6A6"/>
+              <w:left w:val="single" w:sz="4" w:color="A6A6A6"/>
+              <w:bottom w:val="single" w:sz="4" w:color="A6A6A6"/>
+              <w:right w:val="single" w:sz="4" w:color="A6A6A6"/>
+            </w:tcBorders>
+          </w:tcPr>
+          <w:p>
+            <w:pPr>
+              <w:spacing w:before="0" w:after="0" w:line="276" w:lineRule="auto"/>
+              <w:ind w:firstLine="0"/>
+              <w:jc w:val="center"/>
+            </w:pPr>
+            <w:r/>
+            <w:r>
+              <w:rPr>
+                <w:rFonts w:ascii="Times New Roman" w:hAnsi="Times New Roman" w:eastAsia="楷体"/>
+                <w:b w:val="0"/>
+                <w:color w:val="000000"/>
+                <w:sz w:val="18"/>
+              </w:rPr>
+              <w:t>—</w:t>
+            </w:r>
+          </w:p>
+        </w:tc>
+      </w:tr>
+      <w:tr>
+        <w:tc>
+          <w:tcPr>
+            <w:tcW w:type="dxa" w:w="1344"/>
+            <w:vAlign w:val="center"/>
+            <w:tcBorders>
+              <w:top w:val="single" w:sz="4" w:color="A6A6A6"/>
+              <w:left w:val="single" w:sz="4" w:color="A6A6A6"/>
+              <w:bottom w:val="single" w:sz="4" w:color="A6A6A6"/>
+              <w:right w:val="single" w:sz="4" w:color="A6A6A6"/>
+            </w:tcBorders>
+          </w:tcPr>
+          <w:p>
+            <w:pPr>
+              <w:spacing w:before="0" w:after="0" w:line="276" w:lineRule="auto"/>
+              <w:ind w:firstLine="0"/>
+              <w:jc w:val="left"/>
+            </w:pPr>
+            <w:r/>
+            <w:r>
+              <w:rPr>
+                <w:rFonts w:ascii="Times New Roman" w:hAnsi="Times New Roman" w:eastAsia="楷体"/>
+                <w:b w:val="0"/>
+                <w:color w:val="000000"/>
+                <w:sz w:val="18"/>
+              </w:rPr>
+              <w:t>咸宁市</w:t>
+            </w:r>
+          </w:p>
+        </w:tc>
+        <w:tc>
+          <w:tcPr>
+            <w:tcW w:type="dxa" w:w="1344"/>
+            <w:vAlign w:val="center"/>
+            <w:tcBorders>
+              <w:top w:val="single" w:sz="4" w:color="A6A6A6"/>
+              <w:left w:val="single" w:sz="4" w:color="A6A6A6"/>
+              <w:bottom w:val="single" w:sz="4" w:color="A6A6A6"/>
+              <w:right w:val="single" w:sz="4" w:color="A6A6A6"/>
+            </w:tcBorders>
+          </w:tcPr>
+          <w:p>
+            <w:pPr>
+              <w:spacing w:before="0" w:after="0" w:line="276" w:lineRule="auto"/>
+              <w:ind w:firstLine="0"/>
+              <w:jc w:val="center"/>
+            </w:pPr>
+            <w:r/>
+            <w:r>
+              <w:rPr>
+                <w:rFonts w:ascii="Times New Roman" w:hAnsi="Times New Roman" w:eastAsia="楷体"/>
+                <w:b w:val="0"/>
+                <w:color w:val="000000"/>
+                <w:sz w:val="18"/>
+              </w:rPr>
+              <w:t>2,033.31</w:t>
+            </w:r>
+          </w:p>
+        </w:tc>
+        <w:tc>
+          <w:tcPr>
+            <w:tcW w:type="dxa" w:w="1344"/>
+            <w:vAlign w:val="center"/>
+            <w:tcBorders>
+              <w:top w:val="single" w:sz="4" w:color="A6A6A6"/>
+              <w:left w:val="single" w:sz="4" w:color="A6A6A6"/>
+              <w:bottom w:val="single" w:sz="4" w:color="A6A6A6"/>
+              <w:right w:val="single" w:sz="4" w:color="A6A6A6"/>
+            </w:tcBorders>
+          </w:tcPr>
+          <w:p>
+            <w:pPr>
+              <w:spacing w:before="0" w:after="0" w:line="276" w:lineRule="auto"/>
+              <w:ind w:firstLine="0"/>
+              <w:jc w:val="center"/>
+            </w:pPr>
+            <w:r/>
+            <w:r>
+              <w:rPr>
+                <w:rFonts w:ascii="Times New Roman" w:hAnsi="Times New Roman" w:eastAsia="楷体"/>
+                <w:b w:val="0"/>
+                <w:color w:val="000000"/>
+                <w:sz w:val="18"/>
+              </w:rPr>
+              <w:t>7.84</w:t>
+            </w:r>
+          </w:p>
+        </w:tc>
+        <w:tc>
+          <w:tcPr>
+            <w:tcW w:type="dxa" w:w="1344"/>
+            <w:vAlign w:val="center"/>
+            <w:tcBorders>
+              <w:top w:val="single" w:sz="4" w:color="A6A6A6"/>
+              <w:left w:val="single" w:sz="4" w:color="A6A6A6"/>
+              <w:bottom w:val="single" w:sz="4" w:color="A6A6A6"/>
+              <w:right w:val="single" w:sz="4" w:color="A6A6A6"/>
+            </w:tcBorders>
+          </w:tcPr>
+          <w:p>
+            <w:pPr>
+              <w:spacing w:before="0" w:after="0" w:line="276" w:lineRule="auto"/>
+              <w:ind w:firstLine="0"/>
+              <w:jc w:val="center"/>
+            </w:pPr>
+            <w:r/>
+            <w:r>
+              <w:rPr>
+                <w:rFonts w:ascii="Times New Roman" w:hAnsi="Times New Roman" w:eastAsia="楷体"/>
+                <w:b w:val="0"/>
+                <w:color w:val="000000"/>
+                <w:sz w:val="18"/>
+              </w:rPr>
+              <w:t>6.20%</w:t>
+            </w:r>
+          </w:p>
+        </w:tc>
+        <w:tc>
+          <w:tcPr>
+            <w:tcW w:type="dxa" w:w="1344"/>
+            <w:vAlign w:val="center"/>
+            <w:tcBorders>
+              <w:top w:val="single" w:sz="4" w:color="A6A6A6"/>
+              <w:left w:val="single" w:sz="4" w:color="A6A6A6"/>
+              <w:bottom w:val="single" w:sz="4" w:color="A6A6A6"/>
+              <w:right w:val="single" w:sz="4" w:color="A6A6A6"/>
+            </w:tcBorders>
+          </w:tcPr>
+          <w:p>
+            <w:pPr>
+              <w:spacing w:before="0" w:after="0" w:line="276" w:lineRule="auto"/>
+              <w:ind w:firstLine="0"/>
+              <w:jc w:val="center"/>
+            </w:pPr>
+            <w:r/>
+            <w:r>
+              <w:rPr>
+                <w:rFonts w:ascii="Times New Roman" w:hAnsi="Times New Roman" w:eastAsia="楷体"/>
+                <w:b w:val="0"/>
+                <w:color w:val="000000"/>
+                <w:sz w:val="18"/>
+              </w:rPr>
+              <w:t>14.3:32.3:53.4</w:t>
+            </w:r>
+          </w:p>
+        </w:tc>
+        <w:tc>
+          <w:tcPr>
+            <w:tcW w:type="dxa" w:w="1344"/>
+            <w:vAlign w:val="center"/>
+            <w:tcBorders>
+              <w:top w:val="single" w:sz="4" w:color="A6A6A6"/>
+              <w:left w:val="single" w:sz="4" w:color="A6A6A6"/>
+              <w:bottom w:val="single" w:sz="4" w:color="A6A6A6"/>
+              <w:right w:val="single" w:sz="4" w:color="A6A6A6"/>
+            </w:tcBorders>
+          </w:tcPr>
+          <w:p>
+            <w:pPr>
+              <w:spacing w:before="0" w:after="0" w:line="276" w:lineRule="auto"/>
+              <w:ind w:firstLine="0"/>
+              <w:jc w:val="center"/>
+            </w:pPr>
+            <w:r/>
+            <w:r>
+              <w:rPr>
+                <w:rFonts w:ascii="Times New Roman" w:hAnsi="Times New Roman" w:eastAsia="楷体"/>
+                <w:b w:val="0"/>
+                <w:color w:val="000000"/>
+                <w:sz w:val="18"/>
+              </w:rPr>
+              <w:t>126.05</w:t>
+            </w:r>
+          </w:p>
+        </w:tc>
+        <w:tc>
+          <w:tcPr>
+            <w:tcW w:type="dxa" w:w="1344"/>
+            <w:vAlign w:val="center"/>
+            <w:tcBorders>
+              <w:top w:val="single" w:sz="4" w:color="A6A6A6"/>
+              <w:left w:val="single" w:sz="4" w:color="A6A6A6"/>
+              <w:bottom w:val="single" w:sz="4" w:color="A6A6A6"/>
+              <w:right w:val="single" w:sz="4" w:color="A6A6A6"/>
+            </w:tcBorders>
+          </w:tcPr>
+          <w:p>
+            <w:pPr>
+              <w:spacing w:before="0" w:after="0" w:line="276" w:lineRule="auto"/>
+              <w:ind w:firstLine="0"/>
+              <w:jc w:val="center"/>
+            </w:pPr>
+            <w:r/>
+            <w:r>
+              <w:rPr>
+                <w:rFonts w:ascii="Times New Roman" w:hAnsi="Times New Roman" w:eastAsia="楷体"/>
+                <w:b w:val="0"/>
+                <w:color w:val="000000"/>
+                <w:sz w:val="18"/>
+              </w:rPr>
+              <w:t>258.93</w:t>
+            </w:r>
+          </w:p>
+        </w:tc>
+      </w:tr>
+      <w:tr>
+        <w:tc>
+          <w:tcPr>
+            <w:tcW w:type="dxa" w:w="1344"/>
+            <w:vAlign w:val="center"/>
+            <w:tcBorders>
+              <w:top w:val="single" w:sz="4" w:color="A6A6A6"/>
+              <w:left w:val="single" w:sz="4" w:color="A6A6A6"/>
+              <w:bottom w:val="single" w:sz="4" w:color="A6A6A6"/>
+              <w:right w:val="single" w:sz="4" w:color="A6A6A6"/>
+            </w:tcBorders>
+          </w:tcPr>
+          <w:p>
+            <w:pPr>
+              <w:spacing w:before="0" w:after="0" w:line="276" w:lineRule="auto"/>
+              <w:ind w:firstLine="0"/>
+              <w:jc w:val="left"/>
+            </w:pPr>
+            <w:r/>
+            <w:r>
+              <w:rPr>
+                <w:rFonts w:ascii="Times New Roman" w:hAnsi="Times New Roman" w:eastAsia="楷体"/>
+                <w:b w:val="0"/>
+                <w:color w:val="000000"/>
+                <w:sz w:val="18"/>
+              </w:rPr>
+              <w:t>恩施土家族苗族自治州</w:t>
+            </w:r>
+          </w:p>
+        </w:tc>
+        <w:tc>
+          <w:tcPr>
+            <w:tcW w:type="dxa" w:w="1344"/>
+            <w:vAlign w:val="center"/>
+            <w:tcBorders>
+              <w:top w:val="single" w:sz="4" w:color="A6A6A6"/>
+              <w:left w:val="single" w:sz="4" w:color="A6A6A6"/>
+              <w:bottom w:val="single" w:sz="4" w:color="A6A6A6"/>
+              <w:right w:val="single" w:sz="4" w:color="A6A6A6"/>
+            </w:tcBorders>
+          </w:tcPr>
+          <w:p>
+            <w:pPr>
+              <w:spacing w:before="0" w:after="0" w:line="276" w:lineRule="auto"/>
+              <w:ind w:firstLine="0"/>
+              <w:jc w:val="center"/>
+            </w:pPr>
+            <w:r/>
+            <w:r>
+              <w:rPr>
+                <w:rFonts w:ascii="Times New Roman" w:hAnsi="Times New Roman" w:eastAsia="楷体"/>
+                <w:b w:val="0"/>
+                <w:color w:val="000000"/>
+                <w:sz w:val="18"/>
+              </w:rPr>
+              <w:t>1,741.97</w:t>
+            </w:r>
+          </w:p>
+        </w:tc>
+        <w:tc>
+          <w:tcPr>
+            <w:tcW w:type="dxa" w:w="1344"/>
+            <w:vAlign w:val="center"/>
+            <w:tcBorders>
+              <w:top w:val="single" w:sz="4" w:color="A6A6A6"/>
+              <w:left w:val="single" w:sz="4" w:color="A6A6A6"/>
+              <w:bottom w:val="single" w:sz="4" w:color="A6A6A6"/>
+              <w:right w:val="single" w:sz="4" w:color="A6A6A6"/>
+            </w:tcBorders>
+          </w:tcPr>
+          <w:p>
+            <w:pPr>
+              <w:spacing w:before="0" w:after="0" w:line="276" w:lineRule="auto"/>
+              <w:ind w:firstLine="0"/>
+              <w:jc w:val="center"/>
+            </w:pPr>
+            <w:r/>
+            <w:r>
+              <w:rPr>
+                <w:rFonts w:ascii="Times New Roman" w:hAnsi="Times New Roman" w:eastAsia="楷体"/>
+                <w:b w:val="0"/>
+                <w:color w:val="000000"/>
+                <w:sz w:val="18"/>
+              </w:rPr>
+              <w:t>5.18</w:t>
+            </w:r>
+          </w:p>
+        </w:tc>
+        <w:tc>
+          <w:tcPr>
+            <w:tcW w:type="dxa" w:w="1344"/>
+            <w:vAlign w:val="center"/>
+            <w:tcBorders>
+              <w:top w:val="single" w:sz="4" w:color="A6A6A6"/>
+              <w:left w:val="single" w:sz="4" w:color="A6A6A6"/>
+              <w:bottom w:val="single" w:sz="4" w:color="A6A6A6"/>
+              <w:right w:val="single" w:sz="4" w:color="A6A6A6"/>
+            </w:tcBorders>
+          </w:tcPr>
+          <w:p>
+            <w:pPr>
+              <w:spacing w:before="0" w:after="0" w:line="276" w:lineRule="auto"/>
+              <w:ind w:firstLine="0"/>
+              <w:jc w:val="center"/>
+            </w:pPr>
+            <w:r/>
+            <w:r>
+              <w:rPr>
+                <w:rFonts w:ascii="Times New Roman" w:hAnsi="Times New Roman" w:eastAsia="楷体"/>
+                <w:b w:val="0"/>
+                <w:color w:val="000000"/>
+                <w:sz w:val="18"/>
+              </w:rPr>
+              <w:t>5.70%</w:t>
+            </w:r>
+          </w:p>
+        </w:tc>
+        <w:tc>
+          <w:tcPr>
+            <w:tcW w:type="dxa" w:w="1344"/>
+            <w:vAlign w:val="center"/>
+            <w:tcBorders>
+              <w:top w:val="single" w:sz="4" w:color="A6A6A6"/>
+              <w:left w:val="single" w:sz="4" w:color="A6A6A6"/>
+              <w:bottom w:val="single" w:sz="4" w:color="A6A6A6"/>
+              <w:right w:val="single" w:sz="4" w:color="A6A6A6"/>
+            </w:tcBorders>
+          </w:tcPr>
+          <w:p>
+            <w:pPr>
+              <w:spacing w:before="0" w:after="0" w:line="276" w:lineRule="auto"/>
+              <w:ind w:firstLine="0"/>
+              <w:jc w:val="center"/>
+            </w:pPr>
+            <w:r/>
+            <w:r>
+              <w:rPr>
+                <w:rFonts w:ascii="Times New Roman" w:hAnsi="Times New Roman" w:eastAsia="楷体"/>
+                <w:b w:val="0"/>
+                <w:color w:val="000000"/>
+                <w:sz w:val="18"/>
+              </w:rPr>
+              <w:t>17.9:22.7:59.4</w:t>
+            </w:r>
+          </w:p>
+        </w:tc>
+        <w:tc>
+          <w:tcPr>
+            <w:tcW w:type="dxa" w:w="1344"/>
+            <w:vAlign w:val="center"/>
+            <w:tcBorders>
+              <w:top w:val="single" w:sz="4" w:color="A6A6A6"/>
+              <w:left w:val="single" w:sz="4" w:color="A6A6A6"/>
+              <w:bottom w:val="single" w:sz="4" w:color="A6A6A6"/>
+              <w:right w:val="single" w:sz="4" w:color="A6A6A6"/>
+            </w:tcBorders>
+          </w:tcPr>
+          <w:p>
+            <w:pPr>
+              <w:spacing w:before="0" w:after="0" w:line="276" w:lineRule="auto"/>
+              <w:ind w:firstLine="0"/>
+              <w:jc w:val="center"/>
+            </w:pPr>
+            <w:r/>
+            <w:r>
+              <w:rPr>
+                <w:rFonts w:ascii="Times New Roman" w:hAnsi="Times New Roman" w:eastAsia="楷体"/>
+                <w:b w:val="0"/>
+                <w:color w:val="000000"/>
+                <w:sz w:val="18"/>
+              </w:rPr>
+              <w:t>110.71</w:t>
+            </w:r>
+          </w:p>
+        </w:tc>
+        <w:tc>
+          <w:tcPr>
+            <w:tcW w:type="dxa" w:w="1344"/>
+            <w:vAlign w:val="center"/>
+            <w:tcBorders>
+              <w:top w:val="single" w:sz="4" w:color="A6A6A6"/>
+              <w:left w:val="single" w:sz="4" w:color="A6A6A6"/>
+              <w:bottom w:val="single" w:sz="4" w:color="A6A6A6"/>
+              <w:right w:val="single" w:sz="4" w:color="A6A6A6"/>
+            </w:tcBorders>
+          </w:tcPr>
+          <w:p>
+            <w:pPr>
+              <w:spacing w:before="0" w:after="0" w:line="276" w:lineRule="auto"/>
+              <w:ind w:firstLine="0"/>
+              <w:jc w:val="center"/>
+            </w:pPr>
+            <w:r/>
+            <w:r>
+              <w:rPr>
+                <w:rFonts w:ascii="Times New Roman" w:hAnsi="Times New Roman" w:eastAsia="楷体"/>
+                <w:b w:val="0"/>
+                <w:color w:val="000000"/>
+                <w:sz w:val="18"/>
+              </w:rPr>
+              <w:t>335.23</w:t>
+            </w:r>
+          </w:p>
+        </w:tc>
+      </w:tr>
+      <w:tr>
+        <w:tc>
+          <w:tcPr>
+            <w:tcW w:type="dxa" w:w="1344"/>
+            <w:vAlign w:val="center"/>
+            <w:tcBorders>
+              <w:top w:val="single" w:sz="4" w:color="A6A6A6"/>
+              <w:left w:val="single" w:sz="4" w:color="A6A6A6"/>
+              <w:bottom w:val="single" w:sz="4" w:color="A6A6A6"/>
+              <w:right w:val="single" w:sz="4" w:color="A6A6A6"/>
+            </w:tcBorders>
+          </w:tcPr>
+          <w:p>
+            <w:pPr>
+              <w:spacing w:before="0" w:after="0" w:line="276" w:lineRule="auto"/>
+              <w:ind w:firstLine="0"/>
+              <w:jc w:val="left"/>
+            </w:pPr>
+            <w:r/>
+            <w:r>
+              <w:rPr>
+                <w:rFonts w:ascii="Times New Roman" w:hAnsi="Times New Roman" w:eastAsia="楷体"/>
+                <w:b w:val="0"/>
+                <w:color w:val="000000"/>
+                <w:sz w:val="18"/>
+              </w:rPr>
+              <w:t>随州市</w:t>
+            </w:r>
+          </w:p>
+        </w:tc>
+        <w:tc>
+          <w:tcPr>
+            <w:tcW w:type="dxa" w:w="1344"/>
+            <w:vAlign w:val="center"/>
+            <w:tcBorders>
+              <w:top w:val="single" w:sz="4" w:color="A6A6A6"/>
+              <w:left w:val="single" w:sz="4" w:color="A6A6A6"/>
+              <w:bottom w:val="single" w:sz="4" w:color="A6A6A6"/>
+              <w:right w:val="single" w:sz="4" w:color="A6A6A6"/>
+            </w:tcBorders>
+          </w:tcPr>
+          <w:p>
+            <w:pPr>
+              <w:spacing w:before="0" w:after="0" w:line="276" w:lineRule="auto"/>
+              <w:ind w:firstLine="0"/>
+              <w:jc w:val="center"/>
+            </w:pPr>
+            <w:r/>
+            <w:r>
+              <w:rPr>
+                <w:rFonts w:ascii="Times New Roman" w:hAnsi="Times New Roman" w:eastAsia="楷体"/>
+                <w:b w:val="0"/>
+                <w:color w:val="000000"/>
+                <w:sz w:val="18"/>
+              </w:rPr>
+              <w:t>1,502.81</w:t>
+            </w:r>
+          </w:p>
+        </w:tc>
+        <w:tc>
+          <w:tcPr>
+            <w:tcW w:type="dxa" w:w="1344"/>
+            <w:vAlign w:val="center"/>
+            <w:tcBorders>
+              <w:top w:val="single" w:sz="4" w:color="A6A6A6"/>
+              <w:left w:val="single" w:sz="4" w:color="A6A6A6"/>
+              <w:bottom w:val="single" w:sz="4" w:color="A6A6A6"/>
+              <w:right w:val="single" w:sz="4" w:color="A6A6A6"/>
+            </w:tcBorders>
+          </w:tcPr>
+          <w:p>
+            <w:pPr>
+              <w:spacing w:before="0" w:after="0" w:line="276" w:lineRule="auto"/>
+              <w:ind w:firstLine="0"/>
+              <w:jc w:val="center"/>
+            </w:pPr>
+            <w:r/>
+            <w:r>
+              <w:rPr>
+                <w:rFonts w:ascii="Times New Roman" w:hAnsi="Times New Roman" w:eastAsia="楷体"/>
+                <w:b w:val="0"/>
+                <w:color w:val="000000"/>
+                <w:sz w:val="18"/>
+              </w:rPr>
+              <w:t>7.53</w:t>
+            </w:r>
+          </w:p>
+        </w:tc>
+        <w:tc>
+          <w:tcPr>
+            <w:tcW w:type="dxa" w:w="1344"/>
+            <w:vAlign w:val="center"/>
+            <w:tcBorders>
+              <w:top w:val="single" w:sz="4" w:color="A6A6A6"/>
+              <w:left w:val="single" w:sz="4" w:color="A6A6A6"/>
+              <w:bottom w:val="single" w:sz="4" w:color="A6A6A6"/>
+              <w:right w:val="single" w:sz="4" w:color="A6A6A6"/>
+            </w:tcBorders>
+          </w:tcPr>
+          <w:p>
+            <w:pPr>
+              <w:spacing w:before="0" w:after="0" w:line="276" w:lineRule="auto"/>
+              <w:ind w:firstLine="0"/>
+              <w:jc w:val="center"/>
+            </w:pPr>
+            <w:r/>
+            <w:r>
+              <w:rPr>
+                <w:rFonts w:ascii="Times New Roman" w:hAnsi="Times New Roman" w:eastAsia="楷体"/>
+                <w:b w:val="0"/>
+                <w:color w:val="000000"/>
+                <w:sz w:val="18"/>
+              </w:rPr>
+              <w:t>6.10%</w:t>
+            </w:r>
+          </w:p>
+        </w:tc>
+        <w:tc>
+          <w:tcPr>
+            <w:tcW w:type="dxa" w:w="1344"/>
+            <w:vAlign w:val="center"/>
+            <w:tcBorders>
+              <w:top w:val="single" w:sz="4" w:color="A6A6A6"/>
+              <w:left w:val="single" w:sz="4" w:color="A6A6A6"/>
+              <w:bottom w:val="single" w:sz="4" w:color="A6A6A6"/>
+              <w:right w:val="single" w:sz="4" w:color="A6A6A6"/>
+            </w:tcBorders>
+          </w:tcPr>
+          <w:p>
+            <w:pPr>
+              <w:spacing w:before="0" w:after="0" w:line="276" w:lineRule="auto"/>
+              <w:ind w:firstLine="0"/>
+              <w:jc w:val="center"/>
+            </w:pPr>
+            <w:r/>
+            <w:r>
+              <w:rPr>
+                <w:rFonts w:ascii="Times New Roman" w:hAnsi="Times New Roman" w:eastAsia="楷体"/>
+                <w:b w:val="0"/>
+                <w:color w:val="000000"/>
+                <w:sz w:val="18"/>
+              </w:rPr>
+              <w:t>12.8:38.4:48.8</w:t>
+            </w:r>
+          </w:p>
+        </w:tc>
+        <w:tc>
+          <w:tcPr>
+            <w:tcW w:type="dxa" w:w="1344"/>
+            <w:vAlign w:val="center"/>
+            <w:tcBorders>
+              <w:top w:val="single" w:sz="4" w:color="A6A6A6"/>
+              <w:left w:val="single" w:sz="4" w:color="A6A6A6"/>
+              <w:bottom w:val="single" w:sz="4" w:color="A6A6A6"/>
+              <w:right w:val="single" w:sz="4" w:color="A6A6A6"/>
+            </w:tcBorders>
+          </w:tcPr>
+          <w:p>
+            <w:pPr>
+              <w:spacing w:before="0" w:after="0" w:line="276" w:lineRule="auto"/>
+              <w:ind w:firstLine="0"/>
+              <w:jc w:val="center"/>
+            </w:pPr>
+            <w:r/>
+            <w:r>
+              <w:rPr>
+                <w:rFonts w:ascii="Times New Roman" w:hAnsi="Times New Roman" w:eastAsia="楷体"/>
+                <w:b w:val="0"/>
+                <w:color w:val="000000"/>
+                <w:sz w:val="18"/>
+              </w:rPr>
+              <w:t>75.28</w:t>
+            </w:r>
+          </w:p>
+        </w:tc>
+        <w:tc>
+          <w:tcPr>
+            <w:tcW w:type="dxa" w:w="1344"/>
+            <w:vAlign w:val="center"/>
+            <w:tcBorders>
+              <w:top w:val="single" w:sz="4" w:color="A6A6A6"/>
+              <w:left w:val="single" w:sz="4" w:color="A6A6A6"/>
+              <w:bottom w:val="single" w:sz="4" w:color="A6A6A6"/>
+              <w:right w:val="single" w:sz="4" w:color="A6A6A6"/>
+            </w:tcBorders>
+          </w:tcPr>
+          <w:p>
+            <w:pPr>
+              <w:spacing w:before="0" w:after="0" w:line="276" w:lineRule="auto"/>
+              <w:ind w:firstLine="0"/>
+              <w:jc w:val="center"/>
+            </w:pPr>
+            <w:r/>
+            <w:r>
+              <w:rPr>
+                <w:rFonts w:ascii="Times New Roman" w:hAnsi="Times New Roman" w:eastAsia="楷体"/>
+                <w:b w:val="0"/>
+                <w:color w:val="000000"/>
+                <w:sz w:val="18"/>
+              </w:rPr>
+              <w:t>198.83</w:t>
+            </w:r>
+          </w:p>
+        </w:tc>
+      </w:tr>
+      <w:tr>
+        <w:tc>
+          <w:tcPr>
+            <w:tcW w:type="dxa" w:w="1344"/>
+            <w:vAlign w:val="center"/>
+            <w:tcBorders>
+              <w:top w:val="single" w:sz="4" w:color="A6A6A6"/>
+              <w:left w:val="single" w:sz="4" w:color="A6A6A6"/>
+              <w:bottom w:val="single" w:sz="4" w:color="A6A6A6"/>
+              <w:right w:val="single" w:sz="4" w:color="A6A6A6"/>
+            </w:tcBorders>
+          </w:tcPr>
+          <w:p>
+            <w:pPr>
+              <w:spacing w:before="0" w:after="0" w:line="276" w:lineRule="auto"/>
+              <w:ind w:firstLine="0"/>
+              <w:jc w:val="left"/>
+            </w:pPr>
+            <w:r/>
+            <w:r>
+              <w:rPr>
+                <w:rFonts w:ascii="Times New Roman" w:hAnsi="Times New Roman" w:eastAsia="楷体"/>
+                <w:b w:val="0"/>
+                <w:color w:val="000000"/>
+                <w:sz w:val="18"/>
+              </w:rPr>
+              <w:t>鄂州市</w:t>
+            </w:r>
+          </w:p>
+        </w:tc>
+        <w:tc>
+          <w:tcPr>
+            <w:tcW w:type="dxa" w:w="1344"/>
+            <w:vAlign w:val="center"/>
+            <w:tcBorders>
+              <w:top w:val="single" w:sz="4" w:color="A6A6A6"/>
+              <w:left w:val="single" w:sz="4" w:color="A6A6A6"/>
+              <w:bottom w:val="single" w:sz="4" w:color="A6A6A6"/>
+              <w:right w:val="single" w:sz="4" w:color="A6A6A6"/>
+            </w:tcBorders>
+          </w:tcPr>
+          <w:p>
+            <w:pPr>
+              <w:spacing w:before="0" w:after="0" w:line="276" w:lineRule="auto"/>
+              <w:ind w:firstLine="0"/>
+              <w:jc w:val="center"/>
+            </w:pPr>
+            <w:r/>
+            <w:r>
+              <w:rPr>
+                <w:rFonts w:ascii="Times New Roman" w:hAnsi="Times New Roman" w:eastAsia="楷体"/>
+                <w:b w:val="0"/>
+                <w:color w:val="000000"/>
+                <w:sz w:val="18"/>
+              </w:rPr>
+              <w:t>1,416.02</w:t>
+            </w:r>
+          </w:p>
+        </w:tc>
+        <w:tc>
+          <w:tcPr>
+            <w:tcW w:type="dxa" w:w="1344"/>
+            <w:vAlign w:val="center"/>
+            <w:tcBorders>
+              <w:top w:val="single" w:sz="4" w:color="A6A6A6"/>
+              <w:left w:val="single" w:sz="4" w:color="A6A6A6"/>
+              <w:bottom w:val="single" w:sz="4" w:color="A6A6A6"/>
+              <w:right w:val="single" w:sz="4" w:color="A6A6A6"/>
+            </w:tcBorders>
+          </w:tcPr>
+          <w:p>
+            <w:pPr>
+              <w:spacing w:before="0" w:after="0" w:line="276" w:lineRule="auto"/>
+              <w:ind w:firstLine="0"/>
+              <w:jc w:val="center"/>
+            </w:pPr>
+            <w:r/>
+            <w:r>
+              <w:rPr>
+                <w:rFonts w:ascii="Times New Roman" w:hAnsi="Times New Roman" w:eastAsia="楷体"/>
+                <w:b w:val="0"/>
+                <w:color w:val="000000"/>
+                <w:sz w:val="18"/>
+              </w:rPr>
+              <w:t>13.25</w:t>
+            </w:r>
+          </w:p>
+        </w:tc>
+        <w:tc>
+          <w:tcPr>
+            <w:tcW w:type="dxa" w:w="1344"/>
+            <w:vAlign w:val="center"/>
+            <w:tcBorders>
+              <w:top w:val="single" w:sz="4" w:color="A6A6A6"/>
+              <w:left w:val="single" w:sz="4" w:color="A6A6A6"/>
+              <w:bottom w:val="single" w:sz="4" w:color="A6A6A6"/>
+              <w:right w:val="single" w:sz="4" w:color="A6A6A6"/>
+            </w:tcBorders>
+          </w:tcPr>
+          <w:p>
+            <w:pPr>
+              <w:spacing w:before="0" w:after="0" w:line="276" w:lineRule="auto"/>
+              <w:ind w:firstLine="0"/>
+              <w:jc w:val="center"/>
+            </w:pPr>
+            <w:r/>
+            <w:r>
+              <w:rPr>
+                <w:rFonts w:ascii="Times New Roman" w:hAnsi="Times New Roman" w:eastAsia="楷体"/>
+                <w:b w:val="0"/>
+                <w:color w:val="000000"/>
+                <w:sz w:val="18"/>
+              </w:rPr>
+              <w:t>6.70%</w:t>
+            </w:r>
+          </w:p>
+        </w:tc>
+        <w:tc>
+          <w:tcPr>
+            <w:tcW w:type="dxa" w:w="1344"/>
+            <w:vAlign w:val="center"/>
+            <w:tcBorders>
+              <w:top w:val="single" w:sz="4" w:color="A6A6A6"/>
+              <w:left w:val="single" w:sz="4" w:color="A6A6A6"/>
+              <w:bottom w:val="single" w:sz="4" w:color="A6A6A6"/>
+              <w:right w:val="single" w:sz="4" w:color="A6A6A6"/>
+            </w:tcBorders>
+          </w:tcPr>
+          <w:p>
+            <w:pPr>
+              <w:spacing w:before="0" w:after="0" w:line="276" w:lineRule="auto"/>
+              <w:ind w:firstLine="0"/>
+              <w:jc w:val="center"/>
+            </w:pPr>
+            <w:r/>
+            <w:r>
+              <w:rPr>
+                <w:rFonts w:ascii="Times New Roman" w:hAnsi="Times New Roman" w:eastAsia="楷体"/>
+                <w:b w:val="0"/>
+                <w:color w:val="000000"/>
+                <w:sz w:val="18"/>
+              </w:rPr>
+              <w:t>7.9:41.4:50.7</w:t>
+            </w:r>
+          </w:p>
+        </w:tc>
+        <w:tc>
+          <w:tcPr>
+            <w:tcW w:type="dxa" w:w="1344"/>
+            <w:vAlign w:val="center"/>
+            <w:tcBorders>
+              <w:top w:val="single" w:sz="4" w:color="A6A6A6"/>
+              <w:left w:val="single" w:sz="4" w:color="A6A6A6"/>
+              <w:bottom w:val="single" w:sz="4" w:color="A6A6A6"/>
+              <w:right w:val="single" w:sz="4" w:color="A6A6A6"/>
+            </w:tcBorders>
+          </w:tcPr>
+          <w:p>
+            <w:pPr>
+              <w:spacing w:before="0" w:after="0" w:line="276" w:lineRule="auto"/>
+              <w:ind w:firstLine="0"/>
+              <w:jc w:val="center"/>
+            </w:pPr>
+            <w:r/>
+            <w:r>
+              <w:rPr>
+                <w:rFonts w:ascii="Times New Roman" w:hAnsi="Times New Roman" w:eastAsia="楷体"/>
+                <w:b w:val="0"/>
+                <w:color w:val="000000"/>
+                <w:sz w:val="18"/>
+              </w:rPr>
+              <w:t>107.14</w:t>
+            </w:r>
+          </w:p>
+        </w:tc>
+        <w:tc>
+          <w:tcPr>
+            <w:tcW w:type="dxa" w:w="1344"/>
+            <w:vAlign w:val="center"/>
+            <w:tcBorders>
+              <w:top w:val="single" w:sz="4" w:color="A6A6A6"/>
+              <w:left w:val="single" w:sz="4" w:color="A6A6A6"/>
+              <w:bottom w:val="single" w:sz="4" w:color="A6A6A6"/>
+              <w:right w:val="single" w:sz="4" w:color="A6A6A6"/>
+            </w:tcBorders>
+          </w:tcPr>
+          <w:p>
+            <w:pPr>
+              <w:spacing w:before="0" w:after="0" w:line="276" w:lineRule="auto"/>
+              <w:ind w:firstLine="0"/>
+              <w:jc w:val="center"/>
+            </w:pPr>
+            <w:r/>
+            <w:r>
+              <w:rPr>
+                <w:rFonts w:ascii="Times New Roman" w:hAnsi="Times New Roman" w:eastAsia="楷体"/>
+                <w:b w:val="0"/>
+                <w:color w:val="000000"/>
+                <w:sz w:val="18"/>
+              </w:rPr>
+              <w:t>106.88</w:t>
+            </w:r>
+          </w:p>
+        </w:tc>
+      </w:tr>
     </w:tbl>
     <w:p>
       <w:pPr>
@@ -2209,7 +3029,7 @@
           <w:color w:val="000000"/>
           <w:sz w:val="21"/>
         </w:rPr>
-        <w:t>省内对比看，延边朝鲜族自治州2025年GDP总量1,064.08亿元、列全省第三位，一般公共预算收入94.80亿元、列全省第三位。整体来看，延边朝鲜族自治州经济基本面在吉林省内具有一定代表性，但需关注固定资产投资走势及新旧动能转换的接续性。</w:t>
+        <w:t>省内对比看，宜昌市2025年GDP总量6,464.42亿元、列全省第二位；一般公共预算收入327.05亿元、列全省第二位。整体来看，宜昌市在湖北省内的经济与财政地位较为重要，但放到同类城市横向看，产业结构升级与新旧动能转换仍是中长期需要关注的核心课题。</w:t>
       </w:r>
     </w:p>
     <w:p>
@@ -2224,7 +3044,7 @@
           <w:color w:val="000000"/>
           <w:sz w:val="21"/>
         </w:rPr>
-        <w:t>■ 延边朝鲜族自治州财政体量在吉林省位居前列，税收占比37.65%、税收占比处于一般水平，但政府性基金收入较2023年累计下降20%、土地财政贡献度弱化；2025年末宽口径债务率159.96%、处于可控水平，整体处于可控水平。</w:t>
+        <w:t>■ 宜昌市财政体量在湖北省位居前列，税收占比处于70%以上的较高水平、显著高于全国地级市平均、财政质量较好；但受房地产市场调整影响，政府性基金收入较2023年累计下降20%、土地财政贡献度有所弱化；2025年末宽口径债务率1007.05%、处于偏高水平，已显著高于公认的 300% 偏高临界线，后续偿债压力值得关注。</w:t>
       </w:r>
     </w:p>
     <w:p>
@@ -2239,7 +3059,7 @@
           <w:color w:val="000000"/>
           <w:sz w:val="21"/>
         </w:rPr>
-        <w:t>财政收入方面，2023、2024、2025年延边朝鲜族自治州一般公共预算收入分别为73.68亿元、77.70亿元、94.80亿元，其中税收收入36.94亿元、37.69亿元、35.69亿元，税收占比维持在50.13%、48.50%、37.65%；一般公共预算支出333.11亿元、375.39亿元、402.56亿元，财政自给率22.12%、20.70%、23.55%。</w:t>
+        <w:t>财政收入方面，2023、2024、2025年宜昌市一般公共预算收入分别为268.99亿元、294.07亿元、327.05亿元，在湖北省内位居前列；其中税收收入分别为203.83亿元、220.88亿元、236.14亿元，税收占比维持在75.78%、75.11%、72.20%，处于70%以上的较高水平、显著高于全国地级市平均、财政质量较好。一般公共预算支出分别为680.14亿元、721.24亿元、694.98亿元，财政自给率39.55%、40.77%、47.06%，财政自给率偏低、刚性支出压力较大。</w:t>
       </w:r>
     </w:p>
     <w:p>
@@ -2254,7 +3074,7 @@
           <w:color w:val="000000"/>
           <w:sz w:val="21"/>
         </w:rPr>
-        <w:t>政府性基金收入方面，2023、2024、2025年分别为19.97亿元、20.36亿元、15.95亿元，政府性基金收入较2023年累计下降20%、土地财政贡献度弱化，反映地方综合财力对房地产周期的敞口。</w:t>
+        <w:t>政府性基金收入方面，2023、2024年宜昌市政府性基金收入分别为242.51亿元、195.20亿元，较2023年累计下降20%、土地财政贡献度有所弱化，反映地方综合财力对房地产周期与土地市场的敞口较大。</w:t>
       </w:r>
     </w:p>
     <w:p>
@@ -2270,7 +3090,7 @@
           <w:color w:val="000000"/>
           <w:sz w:val="21"/>
         </w:rPr>
-        <w:t>图表：2023-2025年延边朝鲜族自治州财政收入情况(单位:亿元、%)</w:t>
+        <w:t>图表：2023-2025年宜昌市财政收入情况(单位:亿元、%)</w:t>
       </w:r>
     </w:p>
     <w:tbl>
@@ -2555,7 +3375,7 @@
                 <w:color w:val="000000"/>
                 <w:sz w:val="18"/>
               </w:rPr>
-              <w:t>73.68</w:t>
+              <w:t>268.99</w:t>
             </w:r>
           </w:p>
         </w:tc>
@@ -2584,7 +3404,7 @@
                 <w:color w:val="000000"/>
                 <w:sz w:val="18"/>
               </w:rPr>
-              <w:t>61.37%</w:t>
+              <w:t>23.27%</w:t>
             </w:r>
           </w:p>
         </w:tc>
@@ -2613,7 +3433,7 @@
                 <w:color w:val="000000"/>
                 <w:sz w:val="18"/>
               </w:rPr>
-              <w:t>77.70</w:t>
+              <w:t>294.07</w:t>
             </w:r>
           </w:p>
         </w:tc>
@@ -2642,7 +3462,7 @@
                 <w:color w:val="000000"/>
                 <w:sz w:val="18"/>
               </w:rPr>
-              <w:t>5.46%</w:t>
+              <w:t>9.32%</w:t>
             </w:r>
           </w:p>
         </w:tc>
@@ -2671,7 +3491,7 @@
                 <w:color w:val="000000"/>
                 <w:sz w:val="18"/>
               </w:rPr>
-              <w:t>94.80</w:t>
+              <w:t>327.05</w:t>
             </w:r>
           </w:p>
         </w:tc>
@@ -2700,7 +3520,7 @@
                 <w:color w:val="000000"/>
                 <w:sz w:val="18"/>
               </w:rPr>
-              <w:t>22.01%</w:t>
+              <w:t>11.22%</w:t>
             </w:r>
           </w:p>
         </w:tc>
@@ -2760,7 +3580,7 @@
                 <w:color w:val="000000"/>
                 <w:sz w:val="18"/>
               </w:rPr>
-              <w:t>36.94</w:t>
+              <w:t>203.83</w:t>
             </w:r>
           </w:p>
         </w:tc>
@@ -2818,7 +3638,7 @@
                 <w:color w:val="000000"/>
                 <w:sz w:val="18"/>
               </w:rPr>
-              <w:t>37.69</w:t>
+              <w:t>220.88</w:t>
             </w:r>
           </w:p>
         </w:tc>
@@ -2847,7 +3667,7 @@
                 <w:color w:val="000000"/>
                 <w:sz w:val="18"/>
               </w:rPr>
-              <w:t>2.03%</w:t>
+              <w:t>8.36%</w:t>
             </w:r>
           </w:p>
         </w:tc>
@@ -2876,7 +3696,7 @@
                 <w:color w:val="000000"/>
                 <w:sz w:val="18"/>
               </w:rPr>
-              <w:t>35.69</w:t>
+              <w:t>236.14</w:t>
             </w:r>
           </w:p>
         </w:tc>
@@ -2905,7 +3725,7 @@
                 <w:color w:val="000000"/>
                 <w:sz w:val="18"/>
               </w:rPr>
-              <w:t>-5.31%</w:t>
+              <w:t>6.91%</w:t>
             </w:r>
           </w:p>
         </w:tc>
@@ -2965,7 +3785,7 @@
                 <w:color w:val="000000"/>
                 <w:sz w:val="18"/>
               </w:rPr>
-              <w:t>50.13%</w:t>
+              <w:t>75.78%</w:t>
             </w:r>
           </w:p>
         </w:tc>
@@ -3023,7 +3843,7 @@
                 <w:color w:val="000000"/>
                 <w:sz w:val="18"/>
               </w:rPr>
-              <w:t>48.50%</w:t>
+              <w:t>75.11%</w:t>
             </w:r>
           </w:p>
         </w:tc>
@@ -3081,7 +3901,7 @@
                 <w:color w:val="000000"/>
                 <w:sz w:val="18"/>
               </w:rPr>
-              <w:t>37.65%</w:t>
+              <w:t>72.20%</w:t>
             </w:r>
           </w:p>
         </w:tc>
@@ -3170,7 +3990,7 @@
                 <w:color w:val="000000"/>
                 <w:sz w:val="18"/>
               </w:rPr>
-              <w:t>333.11</w:t>
+              <w:t>680.14</w:t>
             </w:r>
           </w:p>
         </w:tc>
@@ -3228,7 +4048,7 @@
                 <w:color w:val="000000"/>
                 <w:sz w:val="18"/>
               </w:rPr>
-              <w:t>375.39</w:t>
+              <w:t>721.24</w:t>
             </w:r>
           </w:p>
         </w:tc>
@@ -3257,7 +4077,7 @@
                 <w:color w:val="000000"/>
                 <w:sz w:val="18"/>
               </w:rPr>
-              <w:t>12.69%</w:t>
+              <w:t>6.04%</w:t>
             </w:r>
           </w:p>
         </w:tc>
@@ -3286,7 +4106,7 @@
                 <w:color w:val="000000"/>
                 <w:sz w:val="18"/>
               </w:rPr>
-              <w:t>402.56</w:t>
+              <w:t>694.98</w:t>
             </w:r>
           </w:p>
         </w:tc>
@@ -3315,7 +4135,7 @@
                 <w:color w:val="000000"/>
                 <w:sz w:val="18"/>
               </w:rPr>
-              <w:t>7.24%</w:t>
+              <w:t>-3.64%</w:t>
             </w:r>
           </w:p>
         </w:tc>
@@ -3375,7 +4195,7 @@
                 <w:color w:val="000000"/>
                 <w:sz w:val="18"/>
               </w:rPr>
-              <w:t>22.12%</w:t>
+              <w:t>39.55%</w:t>
             </w:r>
           </w:p>
         </w:tc>
@@ -3433,7 +4253,7 @@
                 <w:color w:val="000000"/>
                 <w:sz w:val="18"/>
               </w:rPr>
-              <w:t>20.70%</w:t>
+              <w:t>40.77%</w:t>
             </w:r>
           </w:p>
         </w:tc>
@@ -3491,7 +4311,7 @@
                 <w:color w:val="000000"/>
                 <w:sz w:val="18"/>
               </w:rPr>
-              <w:t>23.55%</w:t>
+              <w:t>47.06%</w:t>
             </w:r>
           </w:p>
         </w:tc>
@@ -3580,7 +4400,7 @@
                 <w:color w:val="000000"/>
                 <w:sz w:val="18"/>
               </w:rPr>
-              <w:t>19.97</w:t>
+              <w:t>242.51</w:t>
             </w:r>
           </w:p>
         </w:tc>
@@ -3638,7 +4458,7 @@
                 <w:color w:val="000000"/>
                 <w:sz w:val="18"/>
               </w:rPr>
-              <w:t>20.36</w:t>
+              <w:t>195.20</w:t>
             </w:r>
           </w:p>
         </w:tc>
@@ -3667,7 +4487,7 @@
                 <w:color w:val="000000"/>
                 <w:sz w:val="18"/>
               </w:rPr>
-              <w:t>1.95%</w:t>
+              <w:t>-19.51%</w:t>
             </w:r>
           </w:p>
         </w:tc>
@@ -3696,7 +4516,7 @@
                 <w:color w:val="000000"/>
                 <w:sz w:val="18"/>
               </w:rPr>
-              <w:t>15.95</w:t>
+              <w:t>—</w:t>
             </w:r>
           </w:p>
         </w:tc>
@@ -3725,7 +4545,7 @@
                 <w:color w:val="000000"/>
                 <w:sz w:val="18"/>
               </w:rPr>
-              <w:t>-21.66%</w:t>
+              <w:t>—</w:t>
             </w:r>
           </w:p>
         </w:tc>
@@ -3743,7 +4563,7 @@
           <w:color w:val="000000"/>
           <w:sz w:val="19"/>
         </w:rPr>
-        <w:t>资料来源:延边朝鲜族自治州财政决算、企业预警通,风控信评部整理</w:t>
+        <w:t>资料来源:宜昌市财政决算、企业预警通,风控信评部整理</w:t>
       </w:r>
     </w:p>
     <w:p>
@@ -3758,7 +4578,1291 @@
           <w:color w:val="000000"/>
           <w:sz w:val="21"/>
         </w:rPr>
-        <w:t>土地市场方面，【待补充:延边朝鲜族自治州土地出让与房地产销售数据（土地市场数据库未覆盖该市）】。</w:t>
+        <w:t>土地市场方面，2021、2022、2023、2024、2025年宜昌市经营性用地成交价分别为161.35亿元、176.21亿元、188.61亿元、163.33亿元、161.87亿元，2025年较2021年变动0.32%；同期平均溢价率为1.36%、1.02%、0.56%、0.17%、0.38%，整体处于低位、反映市场化主体拿地意愿与未来房价预期偏弱；成交楼面均价为771元/㎡。2026年1-4月，宜昌市经营性用地累计成交96宗、规划建面423.86万㎡、成交价14.46亿元，延续低位运行。</w:t>
+      </w:r>
+    </w:p>
+    <w:p>
+      <w:pPr>
+        <w:spacing w:before="80" w:after="40" w:line="360" w:lineRule="auto"/>
+        <w:ind w:firstLine="0"/>
+        <w:jc w:val="center"/>
+      </w:pPr>
+      <w:r>
+        <w:rPr>
+          <w:rFonts w:ascii="Times New Roman" w:hAnsi="Times New Roman" w:eastAsia="楷体"/>
+          <w:b/>
+          <w:color w:val="000000"/>
+          <w:sz w:val="21"/>
+        </w:rPr>
+        <w:t>图表:2021-2025年宜昌市土地出让情况</w:t>
+      </w:r>
+    </w:p>
+    <w:tbl>
+      <w:tblPr>
+        <w:tblW w:type="auto" w:w="0"/>
+        <w:tblLayout w:type="autofit"/>
+        <w:tblLook w:firstColumn="1" w:firstRow="1" w:lastColumn="0" w:lastRow="0" w:noHBand="0" w:noVBand="1" w:val="04A0"/>
+      </w:tblPr>
+      <w:tblGrid>
+        <w:gridCol w:w="1568"/>
+        <w:gridCol w:w="1568"/>
+        <w:gridCol w:w="1568"/>
+        <w:gridCol w:w="1568"/>
+        <w:gridCol w:w="1568"/>
+        <w:gridCol w:w="1568"/>
+      </w:tblGrid>
+      <w:tr>
+        <w:tc>
+          <w:tcPr>
+            <w:tcW w:type="dxa" w:w="1568"/>
+            <w:vAlign w:val="center"/>
+            <w:shd w:val="clear" w:color="auto" w:fill="F1A983"/>
+            <w:tcBorders>
+              <w:top w:val="single" w:sz="4" w:color="A6A6A6"/>
+              <w:left w:val="single" w:sz="4" w:color="A6A6A6"/>
+              <w:bottom w:val="single" w:sz="4" w:color="A6A6A6"/>
+              <w:right w:val="single" w:sz="4" w:color="A6A6A6"/>
+            </w:tcBorders>
+          </w:tcPr>
+          <w:p>
+            <w:pPr>
+              <w:spacing w:before="0" w:after="0" w:line="276" w:lineRule="auto"/>
+              <w:ind w:firstLine="0"/>
+              <w:jc w:val="center"/>
+            </w:pPr>
+            <w:r/>
+            <w:r>
+              <w:rPr>
+                <w:rFonts w:ascii="Times New Roman" w:hAnsi="Times New Roman" w:eastAsia="楷体"/>
+                <w:b/>
+                <w:color w:val="000000"/>
+                <w:sz w:val="18"/>
+              </w:rPr>
+              <w:t>年度</w:t>
+            </w:r>
+          </w:p>
+        </w:tc>
+        <w:tc>
+          <w:tcPr>
+            <w:tcW w:type="dxa" w:w="1568"/>
+            <w:vAlign w:val="center"/>
+            <w:shd w:val="clear" w:color="auto" w:fill="F1A983"/>
+            <w:tcBorders>
+              <w:top w:val="single" w:sz="4" w:color="A6A6A6"/>
+              <w:left w:val="single" w:sz="4" w:color="A6A6A6"/>
+              <w:bottom w:val="single" w:sz="4" w:color="A6A6A6"/>
+              <w:right w:val="single" w:sz="4" w:color="A6A6A6"/>
+            </w:tcBorders>
+          </w:tcPr>
+          <w:p>
+            <w:pPr>
+              <w:spacing w:before="0" w:after="0" w:line="276" w:lineRule="auto"/>
+              <w:ind w:firstLine="0"/>
+              <w:jc w:val="center"/>
+            </w:pPr>
+            <w:r/>
+            <w:r>
+              <w:rPr>
+                <w:rFonts w:ascii="Times New Roman" w:hAnsi="Times New Roman" w:eastAsia="楷体"/>
+                <w:b/>
+                <w:color w:val="000000"/>
+                <w:sz w:val="18"/>
+              </w:rPr>
+              <w:t>土地宗数</w:t>
+            </w:r>
+          </w:p>
+        </w:tc>
+        <w:tc>
+          <w:tcPr>
+            <w:tcW w:type="dxa" w:w="1568"/>
+            <w:vAlign w:val="center"/>
+            <w:shd w:val="clear" w:color="auto" w:fill="F1A983"/>
+            <w:tcBorders>
+              <w:top w:val="single" w:sz="4" w:color="A6A6A6"/>
+              <w:left w:val="single" w:sz="4" w:color="A6A6A6"/>
+              <w:bottom w:val="single" w:sz="4" w:color="A6A6A6"/>
+              <w:right w:val="single" w:sz="4" w:color="A6A6A6"/>
+            </w:tcBorders>
+          </w:tcPr>
+          <w:p>
+            <w:pPr>
+              <w:spacing w:before="0" w:after="0" w:line="276" w:lineRule="auto"/>
+              <w:ind w:firstLine="0"/>
+              <w:jc w:val="center"/>
+            </w:pPr>
+            <w:r/>
+            <w:r>
+              <w:rPr>
+                <w:rFonts w:ascii="Times New Roman" w:hAnsi="Times New Roman" w:eastAsia="楷体"/>
+                <w:b/>
+                <w:color w:val="000000"/>
+                <w:sz w:val="18"/>
+              </w:rPr>
+              <w:t>规划建面(万㎡)</w:t>
+            </w:r>
+          </w:p>
+        </w:tc>
+        <w:tc>
+          <w:tcPr>
+            <w:tcW w:type="dxa" w:w="1568"/>
+            <w:vAlign w:val="center"/>
+            <w:shd w:val="clear" w:color="auto" w:fill="F1A983"/>
+            <w:tcBorders>
+              <w:top w:val="single" w:sz="4" w:color="A6A6A6"/>
+              <w:left w:val="single" w:sz="4" w:color="A6A6A6"/>
+              <w:bottom w:val="single" w:sz="4" w:color="A6A6A6"/>
+              <w:right w:val="single" w:sz="4" w:color="A6A6A6"/>
+            </w:tcBorders>
+          </w:tcPr>
+          <w:p>
+            <w:pPr>
+              <w:spacing w:before="0" w:after="0" w:line="276" w:lineRule="auto"/>
+              <w:ind w:firstLine="0"/>
+              <w:jc w:val="center"/>
+            </w:pPr>
+            <w:r/>
+            <w:r>
+              <w:rPr>
+                <w:rFonts w:ascii="Times New Roman" w:hAnsi="Times New Roman" w:eastAsia="楷体"/>
+                <w:b/>
+                <w:color w:val="000000"/>
+                <w:sz w:val="18"/>
+              </w:rPr>
+              <w:t>成交楼面均价(元/㎡)</w:t>
+            </w:r>
+          </w:p>
+        </w:tc>
+        <w:tc>
+          <w:tcPr>
+            <w:tcW w:type="dxa" w:w="1568"/>
+            <w:vAlign w:val="center"/>
+            <w:shd w:val="clear" w:color="auto" w:fill="F1A983"/>
+            <w:tcBorders>
+              <w:top w:val="single" w:sz="4" w:color="A6A6A6"/>
+              <w:left w:val="single" w:sz="4" w:color="A6A6A6"/>
+              <w:bottom w:val="single" w:sz="4" w:color="A6A6A6"/>
+              <w:right w:val="single" w:sz="4" w:color="A6A6A6"/>
+            </w:tcBorders>
+          </w:tcPr>
+          <w:p>
+            <w:pPr>
+              <w:spacing w:before="0" w:after="0" w:line="276" w:lineRule="auto"/>
+              <w:ind w:firstLine="0"/>
+              <w:jc w:val="center"/>
+            </w:pPr>
+            <w:r/>
+            <w:r>
+              <w:rPr>
+                <w:rFonts w:ascii="Times New Roman" w:hAnsi="Times New Roman" w:eastAsia="楷体"/>
+                <w:b/>
+                <w:color w:val="000000"/>
+                <w:sz w:val="18"/>
+              </w:rPr>
+              <w:t>平均溢价率</w:t>
+            </w:r>
+          </w:p>
+        </w:tc>
+        <w:tc>
+          <w:tcPr>
+            <w:tcW w:type="dxa" w:w="1568"/>
+            <w:vAlign w:val="center"/>
+            <w:shd w:val="clear" w:color="auto" w:fill="F1A983"/>
+            <w:tcBorders>
+              <w:top w:val="single" w:sz="4" w:color="A6A6A6"/>
+              <w:left w:val="single" w:sz="4" w:color="A6A6A6"/>
+              <w:bottom w:val="single" w:sz="4" w:color="A6A6A6"/>
+              <w:right w:val="single" w:sz="4" w:color="A6A6A6"/>
+            </w:tcBorders>
+          </w:tcPr>
+          <w:p>
+            <w:pPr>
+              <w:spacing w:before="0" w:after="0" w:line="276" w:lineRule="auto"/>
+              <w:ind w:firstLine="0"/>
+              <w:jc w:val="center"/>
+            </w:pPr>
+            <w:r/>
+            <w:r>
+              <w:rPr>
+                <w:rFonts w:ascii="Times New Roman" w:hAnsi="Times New Roman" w:eastAsia="楷体"/>
+                <w:b/>
+                <w:color w:val="000000"/>
+                <w:sz w:val="18"/>
+              </w:rPr>
+              <w:t>成交价(亿元)</w:t>
+            </w:r>
+          </w:p>
+        </w:tc>
+      </w:tr>
+      <w:tr>
+        <w:tc>
+          <w:tcPr>
+            <w:tcW w:type="dxa" w:w="1568"/>
+            <w:vAlign w:val="center"/>
+            <w:tcBorders>
+              <w:top w:val="single" w:sz="4" w:color="A6A6A6"/>
+              <w:left w:val="single" w:sz="4" w:color="A6A6A6"/>
+              <w:bottom w:val="single" w:sz="4" w:color="A6A6A6"/>
+              <w:right w:val="single" w:sz="4" w:color="A6A6A6"/>
+            </w:tcBorders>
+          </w:tcPr>
+          <w:p>
+            <w:pPr>
+              <w:spacing w:before="0" w:after="0" w:line="276" w:lineRule="auto"/>
+              <w:ind w:firstLine="0"/>
+              <w:jc w:val="left"/>
+            </w:pPr>
+            <w:r/>
+            <w:r>
+              <w:rPr>
+                <w:rFonts w:ascii="Times New Roman" w:hAnsi="Times New Roman" w:eastAsia="楷体"/>
+                <w:b w:val="0"/>
+                <w:color w:val="000000"/>
+                <w:sz w:val="18"/>
+              </w:rPr>
+              <w:t>2021</w:t>
+            </w:r>
+          </w:p>
+        </w:tc>
+        <w:tc>
+          <w:tcPr>
+            <w:tcW w:type="dxa" w:w="1568"/>
+            <w:vAlign w:val="center"/>
+            <w:tcBorders>
+              <w:top w:val="single" w:sz="4" w:color="A6A6A6"/>
+              <w:left w:val="single" w:sz="4" w:color="A6A6A6"/>
+              <w:bottom w:val="single" w:sz="4" w:color="A6A6A6"/>
+              <w:right w:val="single" w:sz="4" w:color="A6A6A6"/>
+            </w:tcBorders>
+          </w:tcPr>
+          <w:p>
+            <w:pPr>
+              <w:spacing w:before="0" w:after="0" w:line="276" w:lineRule="auto"/>
+              <w:ind w:firstLine="0"/>
+              <w:jc w:val="center"/>
+            </w:pPr>
+            <w:r/>
+            <w:r>
+              <w:rPr>
+                <w:rFonts w:ascii="Times New Roman" w:hAnsi="Times New Roman" w:eastAsia="楷体"/>
+                <w:b w:val="0"/>
+                <w:color w:val="000000"/>
+                <w:sz w:val="18"/>
+              </w:rPr>
+              <w:t>481</w:t>
+            </w:r>
+          </w:p>
+        </w:tc>
+        <w:tc>
+          <w:tcPr>
+            <w:tcW w:type="dxa" w:w="1568"/>
+            <w:vAlign w:val="center"/>
+            <w:tcBorders>
+              <w:top w:val="single" w:sz="4" w:color="A6A6A6"/>
+              <w:left w:val="single" w:sz="4" w:color="A6A6A6"/>
+              <w:bottom w:val="single" w:sz="4" w:color="A6A6A6"/>
+              <w:right w:val="single" w:sz="4" w:color="A6A6A6"/>
+            </w:tcBorders>
+          </w:tcPr>
+          <w:p>
+            <w:pPr>
+              <w:spacing w:before="0" w:after="0" w:line="276" w:lineRule="auto"/>
+              <w:ind w:firstLine="0"/>
+              <w:jc w:val="center"/>
+            </w:pPr>
+            <w:r/>
+            <w:r>
+              <w:rPr>
+                <w:rFonts w:ascii="Times New Roman" w:hAnsi="Times New Roman" w:eastAsia="楷体"/>
+                <w:b w:val="0"/>
+                <w:color w:val="000000"/>
+                <w:sz w:val="18"/>
+              </w:rPr>
+              <w:t>2,677.54</w:t>
+            </w:r>
+          </w:p>
+        </w:tc>
+        <w:tc>
+          <w:tcPr>
+            <w:tcW w:type="dxa" w:w="1568"/>
+            <w:vAlign w:val="center"/>
+            <w:tcBorders>
+              <w:top w:val="single" w:sz="4" w:color="A6A6A6"/>
+              <w:left w:val="single" w:sz="4" w:color="A6A6A6"/>
+              <w:bottom w:val="single" w:sz="4" w:color="A6A6A6"/>
+              <w:right w:val="single" w:sz="4" w:color="A6A6A6"/>
+            </w:tcBorders>
+          </w:tcPr>
+          <w:p>
+            <w:pPr>
+              <w:spacing w:before="0" w:after="0" w:line="276" w:lineRule="auto"/>
+              <w:ind w:firstLine="0"/>
+              <w:jc w:val="center"/>
+            </w:pPr>
+            <w:r/>
+            <w:r>
+              <w:rPr>
+                <w:rFonts w:ascii="Times New Roman" w:hAnsi="Times New Roman" w:eastAsia="楷体"/>
+                <w:b w:val="0"/>
+                <w:color w:val="000000"/>
+                <w:sz w:val="18"/>
+              </w:rPr>
+              <w:t>603</w:t>
+            </w:r>
+          </w:p>
+        </w:tc>
+        <w:tc>
+          <w:tcPr>
+            <w:tcW w:type="dxa" w:w="1568"/>
+            <w:vAlign w:val="center"/>
+            <w:tcBorders>
+              <w:top w:val="single" w:sz="4" w:color="A6A6A6"/>
+              <w:left w:val="single" w:sz="4" w:color="A6A6A6"/>
+              <w:bottom w:val="single" w:sz="4" w:color="A6A6A6"/>
+              <w:right w:val="single" w:sz="4" w:color="A6A6A6"/>
+            </w:tcBorders>
+          </w:tcPr>
+          <w:p>
+            <w:pPr>
+              <w:spacing w:before="0" w:after="0" w:line="276" w:lineRule="auto"/>
+              <w:ind w:firstLine="0"/>
+              <w:jc w:val="center"/>
+            </w:pPr>
+            <w:r/>
+            <w:r>
+              <w:rPr>
+                <w:rFonts w:ascii="Times New Roman" w:hAnsi="Times New Roman" w:eastAsia="楷体"/>
+                <w:b w:val="0"/>
+                <w:color w:val="000000"/>
+                <w:sz w:val="18"/>
+              </w:rPr>
+              <w:t>1.36%</w:t>
+            </w:r>
+          </w:p>
+        </w:tc>
+        <w:tc>
+          <w:tcPr>
+            <w:tcW w:type="dxa" w:w="1568"/>
+            <w:vAlign w:val="center"/>
+            <w:tcBorders>
+              <w:top w:val="single" w:sz="4" w:color="A6A6A6"/>
+              <w:left w:val="single" w:sz="4" w:color="A6A6A6"/>
+              <w:bottom w:val="single" w:sz="4" w:color="A6A6A6"/>
+              <w:right w:val="single" w:sz="4" w:color="A6A6A6"/>
+            </w:tcBorders>
+          </w:tcPr>
+          <w:p>
+            <w:pPr>
+              <w:spacing w:before="0" w:after="0" w:line="276" w:lineRule="auto"/>
+              <w:ind w:firstLine="0"/>
+              <w:jc w:val="center"/>
+            </w:pPr>
+            <w:r/>
+            <w:r>
+              <w:rPr>
+                <w:rFonts w:ascii="Times New Roman" w:hAnsi="Times New Roman" w:eastAsia="楷体"/>
+                <w:b w:val="0"/>
+                <w:color w:val="000000"/>
+                <w:sz w:val="18"/>
+              </w:rPr>
+              <w:t>161.35</w:t>
+            </w:r>
+          </w:p>
+        </w:tc>
+      </w:tr>
+      <w:tr>
+        <w:tc>
+          <w:tcPr>
+            <w:tcW w:type="dxa" w:w="1568"/>
+            <w:vAlign w:val="center"/>
+            <w:tcBorders>
+              <w:top w:val="single" w:sz="4" w:color="A6A6A6"/>
+              <w:left w:val="single" w:sz="4" w:color="A6A6A6"/>
+              <w:bottom w:val="single" w:sz="4" w:color="A6A6A6"/>
+              <w:right w:val="single" w:sz="4" w:color="A6A6A6"/>
+            </w:tcBorders>
+          </w:tcPr>
+          <w:p>
+            <w:pPr>
+              <w:spacing w:before="0" w:after="0" w:line="276" w:lineRule="auto"/>
+              <w:ind w:firstLine="0"/>
+              <w:jc w:val="left"/>
+            </w:pPr>
+            <w:r/>
+            <w:r>
+              <w:rPr>
+                <w:rFonts w:ascii="Times New Roman" w:hAnsi="Times New Roman" w:eastAsia="楷体"/>
+                <w:b w:val="0"/>
+                <w:color w:val="000000"/>
+                <w:sz w:val="18"/>
+              </w:rPr>
+              <w:t>2022</w:t>
+            </w:r>
+          </w:p>
+        </w:tc>
+        <w:tc>
+          <w:tcPr>
+            <w:tcW w:type="dxa" w:w="1568"/>
+            <w:vAlign w:val="center"/>
+            <w:tcBorders>
+              <w:top w:val="single" w:sz="4" w:color="A6A6A6"/>
+              <w:left w:val="single" w:sz="4" w:color="A6A6A6"/>
+              <w:bottom w:val="single" w:sz="4" w:color="A6A6A6"/>
+              <w:right w:val="single" w:sz="4" w:color="A6A6A6"/>
+            </w:tcBorders>
+          </w:tcPr>
+          <w:p>
+            <w:pPr>
+              <w:spacing w:before="0" w:after="0" w:line="276" w:lineRule="auto"/>
+              <w:ind w:firstLine="0"/>
+              <w:jc w:val="center"/>
+            </w:pPr>
+            <w:r/>
+            <w:r>
+              <w:rPr>
+                <w:rFonts w:ascii="Times New Roman" w:hAnsi="Times New Roman" w:eastAsia="楷体"/>
+                <w:b w:val="0"/>
+                <w:color w:val="000000"/>
+                <w:sz w:val="18"/>
+              </w:rPr>
+              <w:t>433</w:t>
+            </w:r>
+          </w:p>
+        </w:tc>
+        <w:tc>
+          <w:tcPr>
+            <w:tcW w:type="dxa" w:w="1568"/>
+            <w:vAlign w:val="center"/>
+            <w:tcBorders>
+              <w:top w:val="single" w:sz="4" w:color="A6A6A6"/>
+              <w:left w:val="single" w:sz="4" w:color="A6A6A6"/>
+              <w:bottom w:val="single" w:sz="4" w:color="A6A6A6"/>
+              <w:right w:val="single" w:sz="4" w:color="A6A6A6"/>
+            </w:tcBorders>
+          </w:tcPr>
+          <w:p>
+            <w:pPr>
+              <w:spacing w:before="0" w:after="0" w:line="276" w:lineRule="auto"/>
+              <w:ind w:firstLine="0"/>
+              <w:jc w:val="center"/>
+            </w:pPr>
+            <w:r/>
+            <w:r>
+              <w:rPr>
+                <w:rFonts w:ascii="Times New Roman" w:hAnsi="Times New Roman" w:eastAsia="楷体"/>
+                <w:b w:val="0"/>
+                <w:color w:val="000000"/>
+                <w:sz w:val="18"/>
+              </w:rPr>
+              <w:t>2,667.96</w:t>
+            </w:r>
+          </w:p>
+        </w:tc>
+        <w:tc>
+          <w:tcPr>
+            <w:tcW w:type="dxa" w:w="1568"/>
+            <w:vAlign w:val="center"/>
+            <w:tcBorders>
+              <w:top w:val="single" w:sz="4" w:color="A6A6A6"/>
+              <w:left w:val="single" w:sz="4" w:color="A6A6A6"/>
+              <w:bottom w:val="single" w:sz="4" w:color="A6A6A6"/>
+              <w:right w:val="single" w:sz="4" w:color="A6A6A6"/>
+            </w:tcBorders>
+          </w:tcPr>
+          <w:p>
+            <w:pPr>
+              <w:spacing w:before="0" w:after="0" w:line="276" w:lineRule="auto"/>
+              <w:ind w:firstLine="0"/>
+              <w:jc w:val="center"/>
+            </w:pPr>
+            <w:r/>
+            <w:r>
+              <w:rPr>
+                <w:rFonts w:ascii="Times New Roman" w:hAnsi="Times New Roman" w:eastAsia="楷体"/>
+                <w:b w:val="0"/>
+                <w:color w:val="000000"/>
+                <w:sz w:val="18"/>
+              </w:rPr>
+              <w:t>660</w:t>
+            </w:r>
+          </w:p>
+        </w:tc>
+        <w:tc>
+          <w:tcPr>
+            <w:tcW w:type="dxa" w:w="1568"/>
+            <w:vAlign w:val="center"/>
+            <w:tcBorders>
+              <w:top w:val="single" w:sz="4" w:color="A6A6A6"/>
+              <w:left w:val="single" w:sz="4" w:color="A6A6A6"/>
+              <w:bottom w:val="single" w:sz="4" w:color="A6A6A6"/>
+              <w:right w:val="single" w:sz="4" w:color="A6A6A6"/>
+            </w:tcBorders>
+          </w:tcPr>
+          <w:p>
+            <w:pPr>
+              <w:spacing w:before="0" w:after="0" w:line="276" w:lineRule="auto"/>
+              <w:ind w:firstLine="0"/>
+              <w:jc w:val="center"/>
+            </w:pPr>
+            <w:r/>
+            <w:r>
+              <w:rPr>
+                <w:rFonts w:ascii="Times New Roman" w:hAnsi="Times New Roman" w:eastAsia="楷体"/>
+                <w:b w:val="0"/>
+                <w:color w:val="000000"/>
+                <w:sz w:val="18"/>
+              </w:rPr>
+              <w:t>1.02%</w:t>
+            </w:r>
+          </w:p>
+        </w:tc>
+        <w:tc>
+          <w:tcPr>
+            <w:tcW w:type="dxa" w:w="1568"/>
+            <w:vAlign w:val="center"/>
+            <w:tcBorders>
+              <w:top w:val="single" w:sz="4" w:color="A6A6A6"/>
+              <w:left w:val="single" w:sz="4" w:color="A6A6A6"/>
+              <w:bottom w:val="single" w:sz="4" w:color="A6A6A6"/>
+              <w:right w:val="single" w:sz="4" w:color="A6A6A6"/>
+            </w:tcBorders>
+          </w:tcPr>
+          <w:p>
+            <w:pPr>
+              <w:spacing w:before="0" w:after="0" w:line="276" w:lineRule="auto"/>
+              <w:ind w:firstLine="0"/>
+              <w:jc w:val="center"/>
+            </w:pPr>
+            <w:r/>
+            <w:r>
+              <w:rPr>
+                <w:rFonts w:ascii="Times New Roman" w:hAnsi="Times New Roman" w:eastAsia="楷体"/>
+                <w:b w:val="0"/>
+                <w:color w:val="000000"/>
+                <w:sz w:val="18"/>
+              </w:rPr>
+              <w:t>176.21</w:t>
+            </w:r>
+          </w:p>
+        </w:tc>
+      </w:tr>
+      <w:tr>
+        <w:tc>
+          <w:tcPr>
+            <w:tcW w:type="dxa" w:w="1568"/>
+            <w:vAlign w:val="center"/>
+            <w:tcBorders>
+              <w:top w:val="single" w:sz="4" w:color="A6A6A6"/>
+              <w:left w:val="single" w:sz="4" w:color="A6A6A6"/>
+              <w:bottom w:val="single" w:sz="4" w:color="A6A6A6"/>
+              <w:right w:val="single" w:sz="4" w:color="A6A6A6"/>
+            </w:tcBorders>
+          </w:tcPr>
+          <w:p>
+            <w:pPr>
+              <w:spacing w:before="0" w:after="0" w:line="276" w:lineRule="auto"/>
+              <w:ind w:firstLine="0"/>
+              <w:jc w:val="left"/>
+            </w:pPr>
+            <w:r/>
+            <w:r>
+              <w:rPr>
+                <w:rFonts w:ascii="Times New Roman" w:hAnsi="Times New Roman" w:eastAsia="楷体"/>
+                <w:b w:val="0"/>
+                <w:color w:val="000000"/>
+                <w:sz w:val="18"/>
+              </w:rPr>
+              <w:t>2023</w:t>
+            </w:r>
+          </w:p>
+        </w:tc>
+        <w:tc>
+          <w:tcPr>
+            <w:tcW w:type="dxa" w:w="1568"/>
+            <w:vAlign w:val="center"/>
+            <w:tcBorders>
+              <w:top w:val="single" w:sz="4" w:color="A6A6A6"/>
+              <w:left w:val="single" w:sz="4" w:color="A6A6A6"/>
+              <w:bottom w:val="single" w:sz="4" w:color="A6A6A6"/>
+              <w:right w:val="single" w:sz="4" w:color="A6A6A6"/>
+            </w:tcBorders>
+          </w:tcPr>
+          <w:p>
+            <w:pPr>
+              <w:spacing w:before="0" w:after="0" w:line="276" w:lineRule="auto"/>
+              <w:ind w:firstLine="0"/>
+              <w:jc w:val="center"/>
+            </w:pPr>
+            <w:r/>
+            <w:r>
+              <w:rPr>
+                <w:rFonts w:ascii="Times New Roman" w:hAnsi="Times New Roman" w:eastAsia="楷体"/>
+                <w:b w:val="0"/>
+                <w:color w:val="000000"/>
+                <w:sz w:val="18"/>
+              </w:rPr>
+              <w:t>432</w:t>
+            </w:r>
+          </w:p>
+        </w:tc>
+        <w:tc>
+          <w:tcPr>
+            <w:tcW w:type="dxa" w:w="1568"/>
+            <w:vAlign w:val="center"/>
+            <w:tcBorders>
+              <w:top w:val="single" w:sz="4" w:color="A6A6A6"/>
+              <w:left w:val="single" w:sz="4" w:color="A6A6A6"/>
+              <w:bottom w:val="single" w:sz="4" w:color="A6A6A6"/>
+              <w:right w:val="single" w:sz="4" w:color="A6A6A6"/>
+            </w:tcBorders>
+          </w:tcPr>
+          <w:p>
+            <w:pPr>
+              <w:spacing w:before="0" w:after="0" w:line="276" w:lineRule="auto"/>
+              <w:ind w:firstLine="0"/>
+              <w:jc w:val="center"/>
+            </w:pPr>
+            <w:r/>
+            <w:r>
+              <w:rPr>
+                <w:rFonts w:ascii="Times New Roman" w:hAnsi="Times New Roman" w:eastAsia="楷体"/>
+                <w:b w:val="0"/>
+                <w:color w:val="000000"/>
+                <w:sz w:val="18"/>
+              </w:rPr>
+              <w:t>2,467.52</w:t>
+            </w:r>
+          </w:p>
+        </w:tc>
+        <w:tc>
+          <w:tcPr>
+            <w:tcW w:type="dxa" w:w="1568"/>
+            <w:vAlign w:val="center"/>
+            <w:tcBorders>
+              <w:top w:val="single" w:sz="4" w:color="A6A6A6"/>
+              <w:left w:val="single" w:sz="4" w:color="A6A6A6"/>
+              <w:bottom w:val="single" w:sz="4" w:color="A6A6A6"/>
+              <w:right w:val="single" w:sz="4" w:color="A6A6A6"/>
+            </w:tcBorders>
+          </w:tcPr>
+          <w:p>
+            <w:pPr>
+              <w:spacing w:before="0" w:after="0" w:line="276" w:lineRule="auto"/>
+              <w:ind w:firstLine="0"/>
+              <w:jc w:val="center"/>
+            </w:pPr>
+            <w:r/>
+            <w:r>
+              <w:rPr>
+                <w:rFonts w:ascii="Times New Roman" w:hAnsi="Times New Roman" w:eastAsia="楷体"/>
+                <w:b w:val="0"/>
+                <w:color w:val="000000"/>
+                <w:sz w:val="18"/>
+              </w:rPr>
+              <w:t>764</w:t>
+            </w:r>
+          </w:p>
+        </w:tc>
+        <w:tc>
+          <w:tcPr>
+            <w:tcW w:type="dxa" w:w="1568"/>
+            <w:vAlign w:val="center"/>
+            <w:tcBorders>
+              <w:top w:val="single" w:sz="4" w:color="A6A6A6"/>
+              <w:left w:val="single" w:sz="4" w:color="A6A6A6"/>
+              <w:bottom w:val="single" w:sz="4" w:color="A6A6A6"/>
+              <w:right w:val="single" w:sz="4" w:color="A6A6A6"/>
+            </w:tcBorders>
+          </w:tcPr>
+          <w:p>
+            <w:pPr>
+              <w:spacing w:before="0" w:after="0" w:line="276" w:lineRule="auto"/>
+              <w:ind w:firstLine="0"/>
+              <w:jc w:val="center"/>
+            </w:pPr>
+            <w:r/>
+            <w:r>
+              <w:rPr>
+                <w:rFonts w:ascii="Times New Roman" w:hAnsi="Times New Roman" w:eastAsia="楷体"/>
+                <w:b w:val="0"/>
+                <w:color w:val="000000"/>
+                <w:sz w:val="18"/>
+              </w:rPr>
+              <w:t>0.56%</w:t>
+            </w:r>
+          </w:p>
+        </w:tc>
+        <w:tc>
+          <w:tcPr>
+            <w:tcW w:type="dxa" w:w="1568"/>
+            <w:vAlign w:val="center"/>
+            <w:tcBorders>
+              <w:top w:val="single" w:sz="4" w:color="A6A6A6"/>
+              <w:left w:val="single" w:sz="4" w:color="A6A6A6"/>
+              <w:bottom w:val="single" w:sz="4" w:color="A6A6A6"/>
+              <w:right w:val="single" w:sz="4" w:color="A6A6A6"/>
+            </w:tcBorders>
+          </w:tcPr>
+          <w:p>
+            <w:pPr>
+              <w:spacing w:before="0" w:after="0" w:line="276" w:lineRule="auto"/>
+              <w:ind w:firstLine="0"/>
+              <w:jc w:val="center"/>
+            </w:pPr>
+            <w:r/>
+            <w:r>
+              <w:rPr>
+                <w:rFonts w:ascii="Times New Roman" w:hAnsi="Times New Roman" w:eastAsia="楷体"/>
+                <w:b w:val="0"/>
+                <w:color w:val="000000"/>
+                <w:sz w:val="18"/>
+              </w:rPr>
+              <w:t>188.61</w:t>
+            </w:r>
+          </w:p>
+        </w:tc>
+      </w:tr>
+      <w:tr>
+        <w:tc>
+          <w:tcPr>
+            <w:tcW w:type="dxa" w:w="1568"/>
+            <w:vAlign w:val="center"/>
+            <w:tcBorders>
+              <w:top w:val="single" w:sz="4" w:color="A6A6A6"/>
+              <w:left w:val="single" w:sz="4" w:color="A6A6A6"/>
+              <w:bottom w:val="single" w:sz="4" w:color="A6A6A6"/>
+              <w:right w:val="single" w:sz="4" w:color="A6A6A6"/>
+            </w:tcBorders>
+          </w:tcPr>
+          <w:p>
+            <w:pPr>
+              <w:spacing w:before="0" w:after="0" w:line="276" w:lineRule="auto"/>
+              <w:ind w:firstLine="0"/>
+              <w:jc w:val="left"/>
+            </w:pPr>
+            <w:r/>
+            <w:r>
+              <w:rPr>
+                <w:rFonts w:ascii="Times New Roman" w:hAnsi="Times New Roman" w:eastAsia="楷体"/>
+                <w:b w:val="0"/>
+                <w:color w:val="000000"/>
+                <w:sz w:val="18"/>
+              </w:rPr>
+              <w:t>2024</w:t>
+            </w:r>
+          </w:p>
+        </w:tc>
+        <w:tc>
+          <w:tcPr>
+            <w:tcW w:type="dxa" w:w="1568"/>
+            <w:vAlign w:val="center"/>
+            <w:tcBorders>
+              <w:top w:val="single" w:sz="4" w:color="A6A6A6"/>
+              <w:left w:val="single" w:sz="4" w:color="A6A6A6"/>
+              <w:bottom w:val="single" w:sz="4" w:color="A6A6A6"/>
+              <w:right w:val="single" w:sz="4" w:color="A6A6A6"/>
+            </w:tcBorders>
+          </w:tcPr>
+          <w:p>
+            <w:pPr>
+              <w:spacing w:before="0" w:after="0" w:line="276" w:lineRule="auto"/>
+              <w:ind w:firstLine="0"/>
+              <w:jc w:val="center"/>
+            </w:pPr>
+            <w:r/>
+            <w:r>
+              <w:rPr>
+                <w:rFonts w:ascii="Times New Roman" w:hAnsi="Times New Roman" w:eastAsia="楷体"/>
+                <w:b w:val="0"/>
+                <w:color w:val="000000"/>
+                <w:sz w:val="18"/>
+              </w:rPr>
+              <w:t>361</w:t>
+            </w:r>
+          </w:p>
+        </w:tc>
+        <w:tc>
+          <w:tcPr>
+            <w:tcW w:type="dxa" w:w="1568"/>
+            <w:vAlign w:val="center"/>
+            <w:tcBorders>
+              <w:top w:val="single" w:sz="4" w:color="A6A6A6"/>
+              <w:left w:val="single" w:sz="4" w:color="A6A6A6"/>
+              <w:bottom w:val="single" w:sz="4" w:color="A6A6A6"/>
+              <w:right w:val="single" w:sz="4" w:color="A6A6A6"/>
+            </w:tcBorders>
+          </w:tcPr>
+          <w:p>
+            <w:pPr>
+              <w:spacing w:before="0" w:after="0" w:line="276" w:lineRule="auto"/>
+              <w:ind w:firstLine="0"/>
+              <w:jc w:val="center"/>
+            </w:pPr>
+            <w:r/>
+            <w:r>
+              <w:rPr>
+                <w:rFonts w:ascii="Times New Roman" w:hAnsi="Times New Roman" w:eastAsia="楷体"/>
+                <w:b w:val="0"/>
+                <w:color w:val="000000"/>
+                <w:sz w:val="18"/>
+              </w:rPr>
+              <w:t>1,705.13</w:t>
+            </w:r>
+          </w:p>
+        </w:tc>
+        <w:tc>
+          <w:tcPr>
+            <w:tcW w:type="dxa" w:w="1568"/>
+            <w:vAlign w:val="center"/>
+            <w:tcBorders>
+              <w:top w:val="single" w:sz="4" w:color="A6A6A6"/>
+              <w:left w:val="single" w:sz="4" w:color="A6A6A6"/>
+              <w:bottom w:val="single" w:sz="4" w:color="A6A6A6"/>
+              <w:right w:val="single" w:sz="4" w:color="A6A6A6"/>
+            </w:tcBorders>
+          </w:tcPr>
+          <w:p>
+            <w:pPr>
+              <w:spacing w:before="0" w:after="0" w:line="276" w:lineRule="auto"/>
+              <w:ind w:firstLine="0"/>
+              <w:jc w:val="center"/>
+            </w:pPr>
+            <w:r/>
+            <w:r>
+              <w:rPr>
+                <w:rFonts w:ascii="Times New Roman" w:hAnsi="Times New Roman" w:eastAsia="楷体"/>
+                <w:b w:val="0"/>
+                <w:color w:val="000000"/>
+                <w:sz w:val="18"/>
+              </w:rPr>
+              <w:t>950</w:t>
+            </w:r>
+          </w:p>
+        </w:tc>
+        <w:tc>
+          <w:tcPr>
+            <w:tcW w:type="dxa" w:w="1568"/>
+            <w:vAlign w:val="center"/>
+            <w:tcBorders>
+              <w:top w:val="single" w:sz="4" w:color="A6A6A6"/>
+              <w:left w:val="single" w:sz="4" w:color="A6A6A6"/>
+              <w:bottom w:val="single" w:sz="4" w:color="A6A6A6"/>
+              <w:right w:val="single" w:sz="4" w:color="A6A6A6"/>
+            </w:tcBorders>
+          </w:tcPr>
+          <w:p>
+            <w:pPr>
+              <w:spacing w:before="0" w:after="0" w:line="276" w:lineRule="auto"/>
+              <w:ind w:firstLine="0"/>
+              <w:jc w:val="center"/>
+            </w:pPr>
+            <w:r/>
+            <w:r>
+              <w:rPr>
+                <w:rFonts w:ascii="Times New Roman" w:hAnsi="Times New Roman" w:eastAsia="楷体"/>
+                <w:b w:val="0"/>
+                <w:color w:val="000000"/>
+                <w:sz w:val="18"/>
+              </w:rPr>
+              <w:t>0.17%</w:t>
+            </w:r>
+          </w:p>
+        </w:tc>
+        <w:tc>
+          <w:tcPr>
+            <w:tcW w:type="dxa" w:w="1568"/>
+            <w:vAlign w:val="center"/>
+            <w:tcBorders>
+              <w:top w:val="single" w:sz="4" w:color="A6A6A6"/>
+              <w:left w:val="single" w:sz="4" w:color="A6A6A6"/>
+              <w:bottom w:val="single" w:sz="4" w:color="A6A6A6"/>
+              <w:right w:val="single" w:sz="4" w:color="A6A6A6"/>
+            </w:tcBorders>
+          </w:tcPr>
+          <w:p>
+            <w:pPr>
+              <w:spacing w:before="0" w:after="0" w:line="276" w:lineRule="auto"/>
+              <w:ind w:firstLine="0"/>
+              <w:jc w:val="center"/>
+            </w:pPr>
+            <w:r/>
+            <w:r>
+              <w:rPr>
+                <w:rFonts w:ascii="Times New Roman" w:hAnsi="Times New Roman" w:eastAsia="楷体"/>
+                <w:b w:val="0"/>
+                <w:color w:val="000000"/>
+                <w:sz w:val="18"/>
+              </w:rPr>
+              <w:t>163.33</w:t>
+            </w:r>
+          </w:p>
+        </w:tc>
+      </w:tr>
+      <w:tr>
+        <w:tc>
+          <w:tcPr>
+            <w:tcW w:type="dxa" w:w="1568"/>
+            <w:vAlign w:val="center"/>
+            <w:tcBorders>
+              <w:top w:val="single" w:sz="4" w:color="A6A6A6"/>
+              <w:left w:val="single" w:sz="4" w:color="A6A6A6"/>
+              <w:bottom w:val="single" w:sz="4" w:color="A6A6A6"/>
+              <w:right w:val="single" w:sz="4" w:color="A6A6A6"/>
+            </w:tcBorders>
+          </w:tcPr>
+          <w:p>
+            <w:pPr>
+              <w:spacing w:before="0" w:after="0" w:line="276" w:lineRule="auto"/>
+              <w:ind w:firstLine="0"/>
+              <w:jc w:val="left"/>
+            </w:pPr>
+            <w:r/>
+            <w:r>
+              <w:rPr>
+                <w:rFonts w:ascii="Times New Roman" w:hAnsi="Times New Roman" w:eastAsia="楷体"/>
+                <w:b w:val="0"/>
+                <w:color w:val="000000"/>
+                <w:sz w:val="18"/>
+              </w:rPr>
+              <w:t>2025</w:t>
+            </w:r>
+          </w:p>
+        </w:tc>
+        <w:tc>
+          <w:tcPr>
+            <w:tcW w:type="dxa" w:w="1568"/>
+            <w:vAlign w:val="center"/>
+            <w:tcBorders>
+              <w:top w:val="single" w:sz="4" w:color="A6A6A6"/>
+              <w:left w:val="single" w:sz="4" w:color="A6A6A6"/>
+              <w:bottom w:val="single" w:sz="4" w:color="A6A6A6"/>
+              <w:right w:val="single" w:sz="4" w:color="A6A6A6"/>
+            </w:tcBorders>
+          </w:tcPr>
+          <w:p>
+            <w:pPr>
+              <w:spacing w:before="0" w:after="0" w:line="276" w:lineRule="auto"/>
+              <w:ind w:firstLine="0"/>
+              <w:jc w:val="center"/>
+            </w:pPr>
+            <w:r/>
+            <w:r>
+              <w:rPr>
+                <w:rFonts w:ascii="Times New Roman" w:hAnsi="Times New Roman" w:eastAsia="楷体"/>
+                <w:b w:val="0"/>
+                <w:color w:val="000000"/>
+                <w:sz w:val="18"/>
+              </w:rPr>
+              <w:t>444</w:t>
+            </w:r>
+          </w:p>
+        </w:tc>
+        <w:tc>
+          <w:tcPr>
+            <w:tcW w:type="dxa" w:w="1568"/>
+            <w:vAlign w:val="center"/>
+            <w:tcBorders>
+              <w:top w:val="single" w:sz="4" w:color="A6A6A6"/>
+              <w:left w:val="single" w:sz="4" w:color="A6A6A6"/>
+              <w:bottom w:val="single" w:sz="4" w:color="A6A6A6"/>
+              <w:right w:val="single" w:sz="4" w:color="A6A6A6"/>
+            </w:tcBorders>
+          </w:tcPr>
+          <w:p>
+            <w:pPr>
+              <w:spacing w:before="0" w:after="0" w:line="276" w:lineRule="auto"/>
+              <w:ind w:firstLine="0"/>
+              <w:jc w:val="center"/>
+            </w:pPr>
+            <w:r/>
+            <w:r>
+              <w:rPr>
+                <w:rFonts w:ascii="Times New Roman" w:hAnsi="Times New Roman" w:eastAsia="楷体"/>
+                <w:b w:val="0"/>
+                <w:color w:val="000000"/>
+                <w:sz w:val="18"/>
+              </w:rPr>
+              <w:t>2,099.16</w:t>
+            </w:r>
+          </w:p>
+        </w:tc>
+        <w:tc>
+          <w:tcPr>
+            <w:tcW w:type="dxa" w:w="1568"/>
+            <w:vAlign w:val="center"/>
+            <w:tcBorders>
+              <w:top w:val="single" w:sz="4" w:color="A6A6A6"/>
+              <w:left w:val="single" w:sz="4" w:color="A6A6A6"/>
+              <w:bottom w:val="single" w:sz="4" w:color="A6A6A6"/>
+              <w:right w:val="single" w:sz="4" w:color="A6A6A6"/>
+            </w:tcBorders>
+          </w:tcPr>
+          <w:p>
+            <w:pPr>
+              <w:spacing w:before="0" w:after="0" w:line="276" w:lineRule="auto"/>
+              <w:ind w:firstLine="0"/>
+              <w:jc w:val="center"/>
+            </w:pPr>
+            <w:r/>
+            <w:r>
+              <w:rPr>
+                <w:rFonts w:ascii="Times New Roman" w:hAnsi="Times New Roman" w:eastAsia="楷体"/>
+                <w:b w:val="0"/>
+                <w:color w:val="000000"/>
+                <w:sz w:val="18"/>
+              </w:rPr>
+              <w:t>771</w:t>
+            </w:r>
+          </w:p>
+        </w:tc>
+        <w:tc>
+          <w:tcPr>
+            <w:tcW w:type="dxa" w:w="1568"/>
+            <w:vAlign w:val="center"/>
+            <w:tcBorders>
+              <w:top w:val="single" w:sz="4" w:color="A6A6A6"/>
+              <w:left w:val="single" w:sz="4" w:color="A6A6A6"/>
+              <w:bottom w:val="single" w:sz="4" w:color="A6A6A6"/>
+              <w:right w:val="single" w:sz="4" w:color="A6A6A6"/>
+            </w:tcBorders>
+          </w:tcPr>
+          <w:p>
+            <w:pPr>
+              <w:spacing w:before="0" w:after="0" w:line="276" w:lineRule="auto"/>
+              <w:ind w:firstLine="0"/>
+              <w:jc w:val="center"/>
+            </w:pPr>
+            <w:r/>
+            <w:r>
+              <w:rPr>
+                <w:rFonts w:ascii="Times New Roman" w:hAnsi="Times New Roman" w:eastAsia="楷体"/>
+                <w:b w:val="0"/>
+                <w:color w:val="000000"/>
+                <w:sz w:val="18"/>
+              </w:rPr>
+              <w:t>0.38%</w:t>
+            </w:r>
+          </w:p>
+        </w:tc>
+        <w:tc>
+          <w:tcPr>
+            <w:tcW w:type="dxa" w:w="1568"/>
+            <w:vAlign w:val="center"/>
+            <w:tcBorders>
+              <w:top w:val="single" w:sz="4" w:color="A6A6A6"/>
+              <w:left w:val="single" w:sz="4" w:color="A6A6A6"/>
+              <w:bottom w:val="single" w:sz="4" w:color="A6A6A6"/>
+              <w:right w:val="single" w:sz="4" w:color="A6A6A6"/>
+            </w:tcBorders>
+          </w:tcPr>
+          <w:p>
+            <w:pPr>
+              <w:spacing w:before="0" w:after="0" w:line="276" w:lineRule="auto"/>
+              <w:ind w:firstLine="0"/>
+              <w:jc w:val="center"/>
+            </w:pPr>
+            <w:r/>
+            <w:r>
+              <w:rPr>
+                <w:rFonts w:ascii="Times New Roman" w:hAnsi="Times New Roman" w:eastAsia="楷体"/>
+                <w:b w:val="0"/>
+                <w:color w:val="000000"/>
+                <w:sz w:val="18"/>
+              </w:rPr>
+              <w:t>161.87</w:t>
+            </w:r>
+          </w:p>
+        </w:tc>
+      </w:tr>
+      <w:tr>
+        <w:tc>
+          <w:tcPr>
+            <w:tcW w:type="dxa" w:w="1568"/>
+            <w:vAlign w:val="center"/>
+            <w:tcBorders>
+              <w:top w:val="single" w:sz="4" w:color="A6A6A6"/>
+              <w:left w:val="single" w:sz="4" w:color="A6A6A6"/>
+              <w:bottom w:val="single" w:sz="4" w:color="A6A6A6"/>
+              <w:right w:val="single" w:sz="4" w:color="A6A6A6"/>
+            </w:tcBorders>
+          </w:tcPr>
+          <w:p>
+            <w:pPr>
+              <w:spacing w:before="0" w:after="0" w:line="276" w:lineRule="auto"/>
+              <w:ind w:firstLine="0"/>
+              <w:jc w:val="left"/>
+            </w:pPr>
+            <w:r/>
+            <w:r>
+              <w:rPr>
+                <w:rFonts w:ascii="Times New Roman" w:hAnsi="Times New Roman" w:eastAsia="楷体"/>
+                <w:b w:val="0"/>
+                <w:color w:val="000000"/>
+                <w:sz w:val="18"/>
+              </w:rPr>
+              <w:t>2026年1-4月</w:t>
+            </w:r>
+          </w:p>
+        </w:tc>
+        <w:tc>
+          <w:tcPr>
+            <w:tcW w:type="dxa" w:w="1568"/>
+            <w:vAlign w:val="center"/>
+            <w:tcBorders>
+              <w:top w:val="single" w:sz="4" w:color="A6A6A6"/>
+              <w:left w:val="single" w:sz="4" w:color="A6A6A6"/>
+              <w:bottom w:val="single" w:sz="4" w:color="A6A6A6"/>
+              <w:right w:val="single" w:sz="4" w:color="A6A6A6"/>
+            </w:tcBorders>
+          </w:tcPr>
+          <w:p>
+            <w:pPr>
+              <w:spacing w:before="0" w:after="0" w:line="276" w:lineRule="auto"/>
+              <w:ind w:firstLine="0"/>
+              <w:jc w:val="center"/>
+            </w:pPr>
+            <w:r/>
+            <w:r>
+              <w:rPr>
+                <w:rFonts w:ascii="Times New Roman" w:hAnsi="Times New Roman" w:eastAsia="楷体"/>
+                <w:b w:val="0"/>
+                <w:color w:val="000000"/>
+                <w:sz w:val="18"/>
+              </w:rPr>
+              <w:t>96</w:t>
+            </w:r>
+          </w:p>
+        </w:tc>
+        <w:tc>
+          <w:tcPr>
+            <w:tcW w:type="dxa" w:w="1568"/>
+            <w:vAlign w:val="center"/>
+            <w:tcBorders>
+              <w:top w:val="single" w:sz="4" w:color="A6A6A6"/>
+              <w:left w:val="single" w:sz="4" w:color="A6A6A6"/>
+              <w:bottom w:val="single" w:sz="4" w:color="A6A6A6"/>
+              <w:right w:val="single" w:sz="4" w:color="A6A6A6"/>
+            </w:tcBorders>
+          </w:tcPr>
+          <w:p>
+            <w:pPr>
+              <w:spacing w:before="0" w:after="0" w:line="276" w:lineRule="auto"/>
+              <w:ind w:firstLine="0"/>
+              <w:jc w:val="center"/>
+            </w:pPr>
+            <w:r/>
+            <w:r>
+              <w:rPr>
+                <w:rFonts w:ascii="Times New Roman" w:hAnsi="Times New Roman" w:eastAsia="楷体"/>
+                <w:b w:val="0"/>
+                <w:color w:val="000000"/>
+                <w:sz w:val="18"/>
+              </w:rPr>
+              <w:t>423.86</w:t>
+            </w:r>
+          </w:p>
+        </w:tc>
+        <w:tc>
+          <w:tcPr>
+            <w:tcW w:type="dxa" w:w="1568"/>
+            <w:vAlign w:val="center"/>
+            <w:tcBorders>
+              <w:top w:val="single" w:sz="4" w:color="A6A6A6"/>
+              <w:left w:val="single" w:sz="4" w:color="A6A6A6"/>
+              <w:bottom w:val="single" w:sz="4" w:color="A6A6A6"/>
+              <w:right w:val="single" w:sz="4" w:color="A6A6A6"/>
+            </w:tcBorders>
+          </w:tcPr>
+          <w:p>
+            <w:pPr>
+              <w:spacing w:before="0" w:after="0" w:line="276" w:lineRule="auto"/>
+              <w:ind w:firstLine="0"/>
+              <w:jc w:val="center"/>
+            </w:pPr>
+            <w:r/>
+            <w:r>
+              <w:rPr>
+                <w:rFonts w:ascii="Times New Roman" w:hAnsi="Times New Roman" w:eastAsia="楷体"/>
+                <w:b w:val="0"/>
+                <w:color w:val="000000"/>
+                <w:sz w:val="18"/>
+              </w:rPr>
+              <w:t>—</w:t>
+            </w:r>
+          </w:p>
+        </w:tc>
+        <w:tc>
+          <w:tcPr>
+            <w:tcW w:type="dxa" w:w="1568"/>
+            <w:vAlign w:val="center"/>
+            <w:tcBorders>
+              <w:top w:val="single" w:sz="4" w:color="A6A6A6"/>
+              <w:left w:val="single" w:sz="4" w:color="A6A6A6"/>
+              <w:bottom w:val="single" w:sz="4" w:color="A6A6A6"/>
+              <w:right w:val="single" w:sz="4" w:color="A6A6A6"/>
+            </w:tcBorders>
+          </w:tcPr>
+          <w:p>
+            <w:pPr>
+              <w:spacing w:before="0" w:after="0" w:line="276" w:lineRule="auto"/>
+              <w:ind w:firstLine="0"/>
+              <w:jc w:val="center"/>
+            </w:pPr>
+            <w:r/>
+            <w:r>
+              <w:rPr>
+                <w:rFonts w:ascii="Times New Roman" w:hAnsi="Times New Roman" w:eastAsia="楷体"/>
+                <w:b w:val="0"/>
+                <w:color w:val="000000"/>
+                <w:sz w:val="18"/>
+              </w:rPr>
+              <w:t>—</w:t>
+            </w:r>
+          </w:p>
+        </w:tc>
+        <w:tc>
+          <w:tcPr>
+            <w:tcW w:type="dxa" w:w="1568"/>
+            <w:vAlign w:val="center"/>
+            <w:tcBorders>
+              <w:top w:val="single" w:sz="4" w:color="A6A6A6"/>
+              <w:left w:val="single" w:sz="4" w:color="A6A6A6"/>
+              <w:bottom w:val="single" w:sz="4" w:color="A6A6A6"/>
+              <w:right w:val="single" w:sz="4" w:color="A6A6A6"/>
+            </w:tcBorders>
+          </w:tcPr>
+          <w:p>
+            <w:pPr>
+              <w:spacing w:before="0" w:after="0" w:line="276" w:lineRule="auto"/>
+              <w:ind w:firstLine="0"/>
+              <w:jc w:val="center"/>
+            </w:pPr>
+            <w:r/>
+            <w:r>
+              <w:rPr>
+                <w:rFonts w:ascii="Times New Roman" w:hAnsi="Times New Roman" w:eastAsia="楷体"/>
+                <w:b w:val="0"/>
+                <w:color w:val="000000"/>
+                <w:sz w:val="18"/>
+              </w:rPr>
+              <w:t>14.46</w:t>
+            </w:r>
+          </w:p>
+        </w:tc>
+      </w:tr>
+    </w:tbl>
+    <w:p>
+      <w:pPr>
+        <w:spacing w:before="0" w:after="80" w:line="360" w:lineRule="auto"/>
+        <w:ind w:firstLine="0"/>
+      </w:pPr>
+      <w:r>
+        <w:rPr>
+          <w:rFonts w:ascii="Times New Roman" w:hAnsi="Times New Roman" w:eastAsia="楷体"/>
+          <w:b w:val="0"/>
+          <w:color w:val="000000"/>
+          <w:sz w:val="19"/>
+        </w:rPr>
+        <w:t>资料来源:中指数据库,风控信评部整理</w:t>
       </w:r>
     </w:p>
     <w:p>
@@ -3773,7 +5877,7 @@
           <w:color w:val="000000"/>
           <w:sz w:val="21"/>
         </w:rPr>
-        <w:t>政府债务方面，2023、2024、2025年末延边朝鲜族自治州地方政府债务余额分别为749.38亿元、850.40亿元、932.40亿元，2025年末债务限额937.90亿元，债务余额控制在限额以内；城投有息债务2025年末估算余额10.76亿元。债务率指标看，2025年末政府债务率158.14%、城投债务率1.83%、宽口径债务率159.96%。</w:t>
+        <w:t>从房地产销售看，2021-2025年宜昌市商品住宅成交面积由256.09万㎡变动至117.69万㎡、累计下降54.0%；新房均价2025年为7,722元/㎡、较2021年高点(7,815元/㎡)累计下跌1.19%。</w:t>
       </w:r>
     </w:p>
     <w:p>
@@ -3788,7 +5892,22 @@
           <w:color w:val="000000"/>
           <w:sz w:val="21"/>
         </w:rPr>
-        <w:t>综合来看，延边朝鲜族自治州财政基本盘较为扎实，但土地财政收缩与债务规模扩张是当前主要压力线；我们预计宽口径债务率短期内将维持可控水平，需重点关注后续化债进展、土地市场企稳情况以及融资平台合规整改对城投再融资能力的影响。</w:t>
+        <w:t>政府债务方面，2023、2024、2025年末宜昌市地方政府债务余额分别为987.17亿元、1,214.82亿元、1,470.96亿元，两年累计增长49.01%，主要源于地方专项债加快发行及置换债集中落地；2025年末债务限额1,561.93亿元，债务余额控制在限额以内。城投有息债务方面，2025年末估算余额为1,822.64亿元，较2023年末下降5.97%。债务率指标看，2025年末宜昌市政府债务率449.76%、城投债务率557.29%、宽口径债务率1007.05%，较2023年末抬升485.40个百分点，显著高于公认的300%偏高临界线、在全国主要城市中处于较高水平。值得注意的是，政府性基金收入下滑是债务率分母端走低的重要因素，叠加债务规模快速扩张，对债务率指标形成放大效应。</w:t>
+      </w:r>
+    </w:p>
+    <w:p>
+      <w:pPr>
+        <w:spacing w:before="0" w:after="60" w:line="360" w:lineRule="auto"/>
+        <w:ind w:firstLine="420"/>
+      </w:pPr>
+      <w:r>
+        <w:rPr>
+          <w:rFonts w:ascii="Times New Roman" w:hAnsi="Times New Roman" w:eastAsia="楷体"/>
+          <w:b w:val="0"/>
+          <w:color w:val="000000"/>
+          <w:sz w:val="21"/>
+        </w:rPr>
+        <w:t>综合来看，宜昌市依托三峡区位与化工医药，经济成长性较好，区域信用环境总体可控。我们预计宽口径债务率短期内将维持高位，需重点关注后续化债进展、土地市场企稳情况以及融资平台合规整改对城投平台再融资能力的影响。</w:t>
       </w:r>
     </w:p>
     <w:sectPr>
